--- a/Documentation/docx/Russian-Documentation.docx
+++ b/Documentation/docx/Russian-Documentation.docx
@@ -17,8 +17,6 @@
           <w:sz w:val="28"/>
         </w:rPr>
       </w:pPr>
-      <w:bookmarkStart w:id="0" w:name="_GoBack"/>
-      <w:bookmarkEnd w:id="0"/>
       <w:r>
         <w:rPr>
           <w:noProof/>
@@ -282,12 +280,14 @@
               </w:rPr>
               <w:t xml:space="preserve">Виктор Славутинский, </w:t>
             </w:r>
+            <w:proofErr w:type="spellStart"/>
             <w:r>
               <w:rPr>
                 <w:sz w:val="28"/>
               </w:rPr>
               <w:t>vitosnet</w:t>
             </w:r>
+            <w:proofErr w:type="spellEnd"/>
             <w:r>
               <w:rPr>
                 <w:sz w:val="28"/>
@@ -308,12 +308,14 @@
               </w:rPr>
               <w:t>.</w:t>
             </w:r>
+            <w:proofErr w:type="spellStart"/>
             <w:r>
               <w:rPr>
                 <w:sz w:val="28"/>
               </w:rPr>
               <w:t>ru</w:t>
             </w:r>
+            <w:proofErr w:type="spellEnd"/>
           </w:p>
         </w:tc>
       </w:tr>
@@ -351,13 +353,43 @@
           <w:sz w:val="32"/>
         </w:rPr>
       </w:pPr>
+      <w:proofErr w:type="spellStart"/>
       <w:r>
         <w:rPr>
           <w:sz w:val="32"/>
         </w:rPr>
         <w:lastRenderedPageBreak/>
-        <w:t>Общий вид кабины</w:t>
-      </w:r>
+        <w:t>Общий</w:t>
+      </w:r>
+      <w:proofErr w:type="spellEnd"/>
+      <w:r>
+        <w:rPr>
+          <w:sz w:val="32"/>
+        </w:rPr>
+        <w:t xml:space="preserve"> </w:t>
+      </w:r>
+      <w:proofErr w:type="spellStart"/>
+      <w:r>
+        <w:rPr>
+          <w:sz w:val="32"/>
+        </w:rPr>
+        <w:t>вид</w:t>
+      </w:r>
+      <w:proofErr w:type="spellEnd"/>
+      <w:r>
+        <w:rPr>
+          <w:sz w:val="32"/>
+        </w:rPr>
+        <w:t xml:space="preserve"> </w:t>
+      </w:r>
+      <w:proofErr w:type="spellStart"/>
+      <w:r>
+        <w:rPr>
+          <w:sz w:val="32"/>
+        </w:rPr>
+        <w:t>кабины</w:t>
+      </w:r>
+      <w:proofErr w:type="spellEnd"/>
     </w:p>
     <w:p>
       <w:pPr>
@@ -433,12 +465,28 @@
           <w:sz w:val="28"/>
         </w:rPr>
       </w:pPr>
-      <w:r>
-        <w:rPr>
-          <w:sz w:val="28"/>
-        </w:rPr>
-        <w:t>Главная панель</w:t>
-      </w:r>
+      <w:proofErr w:type="spellStart"/>
+      <w:r>
+        <w:rPr>
+          <w:sz w:val="28"/>
+        </w:rPr>
+        <w:t>Главная</w:t>
+      </w:r>
+      <w:proofErr w:type="spellEnd"/>
+      <w:r>
+        <w:rPr>
+          <w:sz w:val="28"/>
+        </w:rPr>
+        <w:t xml:space="preserve"> </w:t>
+      </w:r>
+      <w:proofErr w:type="spellStart"/>
+      <w:r>
+        <w:rPr>
+          <w:sz w:val="28"/>
+        </w:rPr>
+        <w:t>панель</w:t>
+      </w:r>
+      <w:proofErr w:type="spellEnd"/>
     </w:p>
     <w:p>
       <w:pPr>
@@ -459,12 +507,42 @@
           <w:sz w:val="28"/>
         </w:rPr>
       </w:pPr>
-      <w:r>
-        <w:rPr>
-          <w:sz w:val="28"/>
-        </w:rPr>
-        <w:t>Левая панель управления</w:t>
-      </w:r>
+      <w:proofErr w:type="spellStart"/>
+      <w:r>
+        <w:rPr>
+          <w:sz w:val="28"/>
+        </w:rPr>
+        <w:t>Левая</w:t>
+      </w:r>
+      <w:proofErr w:type="spellEnd"/>
+      <w:r>
+        <w:rPr>
+          <w:sz w:val="28"/>
+        </w:rPr>
+        <w:t xml:space="preserve"> </w:t>
+      </w:r>
+      <w:proofErr w:type="spellStart"/>
+      <w:r>
+        <w:rPr>
+          <w:sz w:val="28"/>
+        </w:rPr>
+        <w:t>панель</w:t>
+      </w:r>
+      <w:proofErr w:type="spellEnd"/>
+      <w:r>
+        <w:rPr>
+          <w:sz w:val="28"/>
+        </w:rPr>
+        <w:t xml:space="preserve"> </w:t>
+      </w:r>
+      <w:proofErr w:type="spellStart"/>
+      <w:r>
+        <w:rPr>
+          <w:sz w:val="28"/>
+        </w:rPr>
+        <w:t>управления</w:t>
+      </w:r>
+      <w:proofErr w:type="spellEnd"/>
     </w:p>
     <w:p>
       <w:pPr>
@@ -529,11 +607,47 @@
           <w:sz w:val="28"/>
         </w:rPr>
       </w:pPr>
-      <w:r>
-        <w:rPr>
-          <w:sz w:val="28"/>
-        </w:rPr>
-        <w:t>Оптический ориентатор «Взор»</w:t>
+      <w:proofErr w:type="spellStart"/>
+      <w:r>
+        <w:rPr>
+          <w:sz w:val="28"/>
+        </w:rPr>
+        <w:t>Оптический</w:t>
+      </w:r>
+      <w:proofErr w:type="spellEnd"/>
+      <w:r>
+        <w:rPr>
+          <w:sz w:val="28"/>
+        </w:rPr>
+        <w:t xml:space="preserve"> </w:t>
+      </w:r>
+      <w:proofErr w:type="spellStart"/>
+      <w:r>
+        <w:rPr>
+          <w:sz w:val="28"/>
+        </w:rPr>
+        <w:t>ориентатор</w:t>
+      </w:r>
+      <w:proofErr w:type="spellEnd"/>
+      <w:r>
+        <w:rPr>
+          <w:sz w:val="28"/>
+        </w:rPr>
+        <w:t xml:space="preserve"> «</w:t>
+      </w:r>
+      <w:proofErr w:type="spellStart"/>
+      <w:r>
+        <w:rPr>
+          <w:sz w:val="28"/>
+        </w:rPr>
+        <w:t>Взор</w:t>
+      </w:r>
+      <w:proofErr w:type="spellEnd"/>
+      <w:r>
+        <w:rPr>
+          <w:sz w:val="28"/>
+        </w:rPr>
+        <w:t>»</w:t>
       </w:r>
     </w:p>
     <w:p>
@@ -555,12 +669,70 @@
           <w:sz w:val="28"/>
         </w:rPr>
       </w:pPr>
-      <w:r>
-        <w:rPr>
-          <w:sz w:val="28"/>
-        </w:rPr>
-        <w:t>Панель контроля первых трёх ступеней</w:t>
-      </w:r>
+      <w:proofErr w:type="spellStart"/>
+      <w:r>
+        <w:rPr>
+          <w:sz w:val="28"/>
+        </w:rPr>
+        <w:t>Панель</w:t>
+      </w:r>
+      <w:proofErr w:type="spellEnd"/>
+      <w:r>
+        <w:rPr>
+          <w:sz w:val="28"/>
+        </w:rPr>
+        <w:t xml:space="preserve"> </w:t>
+      </w:r>
+      <w:proofErr w:type="spellStart"/>
+      <w:r>
+        <w:rPr>
+          <w:sz w:val="28"/>
+        </w:rPr>
+        <w:t>контроля</w:t>
+      </w:r>
+      <w:proofErr w:type="spellEnd"/>
+      <w:r>
+        <w:rPr>
+          <w:sz w:val="28"/>
+        </w:rPr>
+        <w:t xml:space="preserve"> </w:t>
+      </w:r>
+      <w:proofErr w:type="spellStart"/>
+      <w:r>
+        <w:rPr>
+          <w:sz w:val="28"/>
+        </w:rPr>
+        <w:t>первых</w:t>
+      </w:r>
+      <w:proofErr w:type="spellEnd"/>
+      <w:r>
+        <w:rPr>
+          <w:sz w:val="28"/>
+        </w:rPr>
+        <w:t xml:space="preserve"> </w:t>
+      </w:r>
+      <w:proofErr w:type="spellStart"/>
+      <w:r>
+        <w:rPr>
+          <w:sz w:val="28"/>
+        </w:rPr>
+        <w:t>трёх</w:t>
+      </w:r>
+      <w:proofErr w:type="spellEnd"/>
+      <w:r>
+        <w:rPr>
+          <w:sz w:val="28"/>
+        </w:rPr>
+        <w:t xml:space="preserve"> </w:t>
+      </w:r>
+      <w:proofErr w:type="spellStart"/>
+      <w:r>
+        <w:rPr>
+          <w:sz w:val="28"/>
+        </w:rPr>
+        <w:t>ступеней</w:t>
+      </w:r>
+      <w:proofErr w:type="spellEnd"/>
     </w:p>
     <w:p>
       <w:pPr>
@@ -573,7 +745,35 @@
         <w:rPr>
           <w:sz w:val="28"/>
         </w:rPr>
-        <w:t xml:space="preserve">В настоящем «Востоке-1» отсутствует. </w:t>
+        <w:t xml:space="preserve">В </w:t>
+      </w:r>
+      <w:proofErr w:type="spellStart"/>
+      <w:r>
+        <w:rPr>
+          <w:sz w:val="28"/>
+        </w:rPr>
+        <w:t>настоящем</w:t>
+      </w:r>
+      <w:proofErr w:type="spellEnd"/>
+      <w:r>
+        <w:rPr>
+          <w:sz w:val="28"/>
+        </w:rPr>
+        <w:t xml:space="preserve"> «Востоке-1» </w:t>
+      </w:r>
+      <w:proofErr w:type="spellStart"/>
+      <w:r>
+        <w:rPr>
+          <w:sz w:val="28"/>
+        </w:rPr>
+        <w:t>отсутствует</w:t>
+      </w:r>
+      <w:proofErr w:type="spellEnd"/>
+      <w:r>
+        <w:rPr>
+          <w:sz w:val="28"/>
+        </w:rPr>
+        <w:t xml:space="preserve">. </w:t>
       </w:r>
     </w:p>
     <w:p>
@@ -595,12 +795,42 @@
           <w:sz w:val="28"/>
         </w:rPr>
       </w:pPr>
-      <w:r>
-        <w:rPr>
-          <w:sz w:val="28"/>
-        </w:rPr>
-        <w:t>Рукоять управления двигателями</w:t>
-      </w:r>
+      <w:proofErr w:type="spellStart"/>
+      <w:r>
+        <w:rPr>
+          <w:sz w:val="28"/>
+        </w:rPr>
+        <w:t>Рукоять</w:t>
+      </w:r>
+      <w:proofErr w:type="spellEnd"/>
+      <w:r>
+        <w:rPr>
+          <w:sz w:val="28"/>
+        </w:rPr>
+        <w:t xml:space="preserve"> </w:t>
+      </w:r>
+      <w:proofErr w:type="spellStart"/>
+      <w:r>
+        <w:rPr>
+          <w:sz w:val="28"/>
+        </w:rPr>
+        <w:t>управления</w:t>
+      </w:r>
+      <w:proofErr w:type="spellEnd"/>
+      <w:r>
+        <w:rPr>
+          <w:sz w:val="28"/>
+        </w:rPr>
+        <w:t xml:space="preserve"> </w:t>
+      </w:r>
+      <w:proofErr w:type="spellStart"/>
+      <w:r>
+        <w:rPr>
+          <w:sz w:val="28"/>
+        </w:rPr>
+        <w:t>двигателями</w:t>
+      </w:r>
+      <w:proofErr w:type="spellEnd"/>
     </w:p>
     <w:p>
       <w:pPr>
@@ -637,12 +867,42 @@
           <w:sz w:val="28"/>
         </w:rPr>
       </w:pPr>
-      <w:r>
-        <w:rPr>
-          <w:sz w:val="28"/>
-        </w:rPr>
-        <w:t>Рукоять управления ориентацией</w:t>
-      </w:r>
+      <w:proofErr w:type="spellStart"/>
+      <w:r>
+        <w:rPr>
+          <w:sz w:val="28"/>
+        </w:rPr>
+        <w:t>Рукоять</w:t>
+      </w:r>
+      <w:proofErr w:type="spellEnd"/>
+      <w:r>
+        <w:rPr>
+          <w:sz w:val="28"/>
+        </w:rPr>
+        <w:t xml:space="preserve"> </w:t>
+      </w:r>
+      <w:proofErr w:type="spellStart"/>
+      <w:r>
+        <w:rPr>
+          <w:sz w:val="28"/>
+        </w:rPr>
+        <w:t>управления</w:t>
+      </w:r>
+      <w:proofErr w:type="spellEnd"/>
+      <w:r>
+        <w:rPr>
+          <w:sz w:val="28"/>
+        </w:rPr>
+        <w:t xml:space="preserve"> </w:t>
+      </w:r>
+      <w:proofErr w:type="spellStart"/>
+      <w:r>
+        <w:rPr>
+          <w:sz w:val="28"/>
+        </w:rPr>
+        <w:t>ориентацией</w:t>
+      </w:r>
+      <w:proofErr w:type="spellEnd"/>
     </w:p>
     <w:p>
       <w:pPr>
@@ -663,12 +923,42 @@
           <w:sz w:val="28"/>
         </w:rPr>
       </w:pPr>
-      <w:r>
-        <w:rPr>
-          <w:sz w:val="28"/>
-        </w:rPr>
-        <w:t>Правая панель управления</w:t>
-      </w:r>
+      <w:proofErr w:type="spellStart"/>
+      <w:r>
+        <w:rPr>
+          <w:sz w:val="28"/>
+        </w:rPr>
+        <w:t>Правая</w:t>
+      </w:r>
+      <w:proofErr w:type="spellEnd"/>
+      <w:r>
+        <w:rPr>
+          <w:sz w:val="28"/>
+        </w:rPr>
+        <w:t xml:space="preserve"> </w:t>
+      </w:r>
+      <w:proofErr w:type="spellStart"/>
+      <w:r>
+        <w:rPr>
+          <w:sz w:val="28"/>
+        </w:rPr>
+        <w:t>панель</w:t>
+      </w:r>
+      <w:proofErr w:type="spellEnd"/>
+      <w:r>
+        <w:rPr>
+          <w:sz w:val="28"/>
+        </w:rPr>
+        <w:t xml:space="preserve"> </w:t>
+      </w:r>
+      <w:proofErr w:type="spellStart"/>
+      <w:r>
+        <w:rPr>
+          <w:sz w:val="28"/>
+        </w:rPr>
+        <w:t>управления</w:t>
+      </w:r>
+      <w:proofErr w:type="spellEnd"/>
     </w:p>
     <w:p>
       <w:pPr>
@@ -681,7 +971,43 @@
         <w:rPr>
           <w:sz w:val="28"/>
         </w:rPr>
-        <w:t>В настоящем «Востоке-1»  отсутствует.</w:t>
+        <w:t xml:space="preserve">В </w:t>
+      </w:r>
+      <w:proofErr w:type="spellStart"/>
+      <w:r>
+        <w:rPr>
+          <w:sz w:val="28"/>
+        </w:rPr>
+        <w:t>настоящем</w:t>
+      </w:r>
+      <w:proofErr w:type="spellEnd"/>
+      <w:r>
+        <w:rPr>
+          <w:sz w:val="28"/>
+        </w:rPr>
+        <w:t xml:space="preserve"> «Востоке-1</w:t>
+      </w:r>
+      <w:proofErr w:type="gramStart"/>
+      <w:r>
+        <w:rPr>
+          <w:sz w:val="28"/>
+        </w:rPr>
+        <w:t xml:space="preserve">»  </w:t>
+      </w:r>
+      <w:proofErr w:type="spellStart"/>
+      <w:r>
+        <w:rPr>
+          <w:sz w:val="28"/>
+        </w:rPr>
+        <w:t>отсутствует</w:t>
+      </w:r>
+      <w:proofErr w:type="spellEnd"/>
+      <w:proofErr w:type="gramEnd"/>
+      <w:r>
+        <w:rPr>
+          <w:sz w:val="28"/>
+        </w:rPr>
+        <w:t>.</w:t>
       </w:r>
     </w:p>
     <w:p>
@@ -703,13 +1029,29 @@
           <w:sz w:val="28"/>
         </w:rPr>
       </w:pPr>
+      <w:proofErr w:type="spellStart"/>
       <w:r>
         <w:rPr>
           <w:sz w:val="28"/>
         </w:rPr>
         <w:lastRenderedPageBreak/>
-        <w:t>Правый иллюминатор</w:t>
-      </w:r>
+        <w:t>Правый</w:t>
+      </w:r>
+      <w:proofErr w:type="spellEnd"/>
+      <w:r>
+        <w:rPr>
+          <w:sz w:val="28"/>
+        </w:rPr>
+        <w:t xml:space="preserve"> </w:t>
+      </w:r>
+      <w:proofErr w:type="spellStart"/>
+      <w:r>
+        <w:rPr>
+          <w:sz w:val="28"/>
+        </w:rPr>
+        <w:t>иллюминатор</w:t>
+      </w:r>
+      <w:proofErr w:type="spellEnd"/>
       <w:r>
         <w:rPr>
           <w:sz w:val="28"/>
@@ -726,13 +1068,29 @@
           <w:sz w:val="32"/>
         </w:rPr>
       </w:pPr>
+      <w:proofErr w:type="spellStart"/>
       <w:r>
         <w:rPr>
           <w:sz w:val="32"/>
         </w:rPr>
         <w:lastRenderedPageBreak/>
-        <w:t>Главная панель</w:t>
-      </w:r>
+        <w:t>Главная</w:t>
+      </w:r>
+      <w:proofErr w:type="spellEnd"/>
+      <w:r>
+        <w:rPr>
+          <w:sz w:val="32"/>
+        </w:rPr>
+        <w:t xml:space="preserve"> </w:t>
+      </w:r>
+      <w:proofErr w:type="spellStart"/>
+      <w:r>
+        <w:rPr>
+          <w:sz w:val="32"/>
+        </w:rPr>
+        <w:t>панель</w:t>
+      </w:r>
+      <w:proofErr w:type="spellEnd"/>
     </w:p>
     <w:p>
       <w:pPr>
@@ -808,12 +1166,28 @@
           <w:sz w:val="28"/>
         </w:rPr>
       </w:pPr>
-      <w:r>
-        <w:rPr>
-          <w:sz w:val="28"/>
-        </w:rPr>
-        <w:t>Индикатор широты</w:t>
-      </w:r>
+      <w:proofErr w:type="spellStart"/>
+      <w:r>
+        <w:rPr>
+          <w:sz w:val="28"/>
+        </w:rPr>
+        <w:t>Индикатор</w:t>
+      </w:r>
+      <w:proofErr w:type="spellEnd"/>
+      <w:r>
+        <w:rPr>
+          <w:sz w:val="28"/>
+        </w:rPr>
+        <w:t xml:space="preserve"> </w:t>
+      </w:r>
+      <w:proofErr w:type="spellStart"/>
+      <w:r>
+        <w:rPr>
+          <w:sz w:val="28"/>
+        </w:rPr>
+        <w:t>широты</w:t>
+      </w:r>
+      <w:proofErr w:type="spellEnd"/>
     </w:p>
     <w:p>
       <w:pPr>
@@ -834,12 +1208,28 @@
           <w:sz w:val="28"/>
         </w:rPr>
       </w:pPr>
-      <w:r>
-        <w:rPr>
-          <w:sz w:val="28"/>
-        </w:rPr>
-        <w:t>Индикатор долготы</w:t>
-      </w:r>
+      <w:proofErr w:type="spellStart"/>
+      <w:r>
+        <w:rPr>
+          <w:sz w:val="28"/>
+        </w:rPr>
+        <w:t>Индикатор</w:t>
+      </w:r>
+      <w:proofErr w:type="spellEnd"/>
+      <w:r>
+        <w:rPr>
+          <w:sz w:val="28"/>
+        </w:rPr>
+        <w:t xml:space="preserve"> </w:t>
+      </w:r>
+      <w:proofErr w:type="spellStart"/>
+      <w:r>
+        <w:rPr>
+          <w:sz w:val="28"/>
+        </w:rPr>
+        <w:t>долготы</w:t>
+      </w:r>
+      <w:proofErr w:type="spellEnd"/>
     </w:p>
     <w:p>
       <w:pPr>
@@ -860,11 +1250,47 @@
           <w:sz w:val="28"/>
         </w:rPr>
       </w:pPr>
-      <w:r>
-        <w:rPr>
-          <w:sz w:val="28"/>
-        </w:rPr>
-        <w:t>Индикатор ориентации «Глобус»</w:t>
+      <w:proofErr w:type="spellStart"/>
+      <w:r>
+        <w:rPr>
+          <w:sz w:val="28"/>
+        </w:rPr>
+        <w:t>Индикатор</w:t>
+      </w:r>
+      <w:proofErr w:type="spellEnd"/>
+      <w:r>
+        <w:rPr>
+          <w:sz w:val="28"/>
+        </w:rPr>
+        <w:t xml:space="preserve"> </w:t>
+      </w:r>
+      <w:proofErr w:type="spellStart"/>
+      <w:r>
+        <w:rPr>
+          <w:sz w:val="28"/>
+        </w:rPr>
+        <w:t>ориентации</w:t>
+      </w:r>
+      <w:proofErr w:type="spellEnd"/>
+      <w:r>
+        <w:rPr>
+          <w:sz w:val="28"/>
+        </w:rPr>
+        <w:t xml:space="preserve"> «</w:t>
+      </w:r>
+      <w:proofErr w:type="spellStart"/>
+      <w:r>
+        <w:rPr>
+          <w:sz w:val="28"/>
+        </w:rPr>
+        <w:t>Глобус</w:t>
+      </w:r>
+      <w:proofErr w:type="spellEnd"/>
+      <w:r>
+        <w:rPr>
+          <w:sz w:val="28"/>
+        </w:rPr>
+        <w:t>»</w:t>
       </w:r>
     </w:p>
     <w:p>
@@ -903,12 +1329,28 @@
           <w:sz w:val="28"/>
         </w:rPr>
       </w:pPr>
-      <w:r>
-        <w:rPr>
-          <w:sz w:val="28"/>
-        </w:rPr>
-        <w:t>Ручка подстройки</w:t>
-      </w:r>
+      <w:proofErr w:type="spellStart"/>
+      <w:r>
+        <w:rPr>
+          <w:sz w:val="28"/>
+        </w:rPr>
+        <w:t>Ручка</w:t>
+      </w:r>
+      <w:proofErr w:type="spellEnd"/>
+      <w:r>
+        <w:rPr>
+          <w:sz w:val="28"/>
+        </w:rPr>
+        <w:t xml:space="preserve"> </w:t>
+      </w:r>
+      <w:proofErr w:type="spellStart"/>
+      <w:r>
+        <w:rPr>
+          <w:sz w:val="28"/>
+        </w:rPr>
+        <w:t>подстройки</w:t>
+      </w:r>
+      <w:proofErr w:type="spellEnd"/>
     </w:p>
     <w:p>
       <w:pPr>
@@ -953,11 +1395,47 @@
           <w:sz w:val="28"/>
         </w:rPr>
       </w:pPr>
-      <w:r>
-        <w:rPr>
-          <w:sz w:val="28"/>
-        </w:rPr>
-        <w:t>Индикатор режима «Глобуса»</w:t>
+      <w:proofErr w:type="spellStart"/>
+      <w:r>
+        <w:rPr>
+          <w:sz w:val="28"/>
+        </w:rPr>
+        <w:t>Индикатор</w:t>
+      </w:r>
+      <w:proofErr w:type="spellEnd"/>
+      <w:r>
+        <w:rPr>
+          <w:sz w:val="28"/>
+        </w:rPr>
+        <w:t xml:space="preserve"> </w:t>
+      </w:r>
+      <w:proofErr w:type="spellStart"/>
+      <w:r>
+        <w:rPr>
+          <w:sz w:val="28"/>
+        </w:rPr>
+        <w:t>режима</w:t>
+      </w:r>
+      <w:proofErr w:type="spellEnd"/>
+      <w:r>
+        <w:rPr>
+          <w:sz w:val="28"/>
+        </w:rPr>
+        <w:t xml:space="preserve"> «</w:t>
+      </w:r>
+      <w:proofErr w:type="spellStart"/>
+      <w:r>
+        <w:rPr>
+          <w:sz w:val="28"/>
+        </w:rPr>
+        <w:t>Глобуса</w:t>
+      </w:r>
+      <w:proofErr w:type="spellEnd"/>
+      <w:r>
+        <w:rPr>
+          <w:sz w:val="28"/>
+        </w:rPr>
+        <w:t>»</w:t>
       </w:r>
     </w:p>
     <w:p>
@@ -1008,13 +1486,57 @@
           <w:sz w:val="28"/>
         </w:rPr>
       </w:pPr>
+      <w:proofErr w:type="spellStart"/>
       <w:r>
         <w:rPr>
           <w:sz w:val="28"/>
         </w:rPr>
         <w:lastRenderedPageBreak/>
-        <w:t>Кремальера подстройки времени полёта</w:t>
-      </w:r>
+        <w:t>Кремальера</w:t>
+      </w:r>
+      <w:proofErr w:type="spellEnd"/>
+      <w:r>
+        <w:rPr>
+          <w:sz w:val="28"/>
+        </w:rPr>
+        <w:t xml:space="preserve"> </w:t>
+      </w:r>
+      <w:proofErr w:type="spellStart"/>
+      <w:r>
+        <w:rPr>
+          <w:sz w:val="28"/>
+        </w:rPr>
+        <w:t>подстройки</w:t>
+      </w:r>
+      <w:proofErr w:type="spellEnd"/>
+      <w:r>
+        <w:rPr>
+          <w:sz w:val="28"/>
+        </w:rPr>
+        <w:t xml:space="preserve"> </w:t>
+      </w:r>
+      <w:proofErr w:type="spellStart"/>
+      <w:r>
+        <w:rPr>
+          <w:sz w:val="28"/>
+        </w:rPr>
+        <w:t>времени</w:t>
+      </w:r>
+      <w:proofErr w:type="spellEnd"/>
+      <w:r>
+        <w:rPr>
+          <w:sz w:val="28"/>
+        </w:rPr>
+        <w:t xml:space="preserve"> </w:t>
+      </w:r>
+      <w:proofErr w:type="spellStart"/>
+      <w:r>
+        <w:rPr>
+          <w:sz w:val="28"/>
+        </w:rPr>
+        <w:t>полёта</w:t>
+      </w:r>
+      <w:proofErr w:type="spellEnd"/>
     </w:p>
     <w:p>
       <w:pPr>
@@ -1051,12 +1573,42 @@
           <w:sz w:val="28"/>
         </w:rPr>
       </w:pPr>
-      <w:r>
-        <w:rPr>
-          <w:sz w:val="28"/>
-        </w:rPr>
-        <w:t>Индикатор времени полёта</w:t>
-      </w:r>
+      <w:proofErr w:type="spellStart"/>
+      <w:r>
+        <w:rPr>
+          <w:sz w:val="28"/>
+        </w:rPr>
+        <w:t>Индикатор</w:t>
+      </w:r>
+      <w:proofErr w:type="spellEnd"/>
+      <w:r>
+        <w:rPr>
+          <w:sz w:val="28"/>
+        </w:rPr>
+        <w:t xml:space="preserve"> </w:t>
+      </w:r>
+      <w:proofErr w:type="spellStart"/>
+      <w:r>
+        <w:rPr>
+          <w:sz w:val="28"/>
+        </w:rPr>
+        <w:t>времени</w:t>
+      </w:r>
+      <w:proofErr w:type="spellEnd"/>
+      <w:r>
+        <w:rPr>
+          <w:sz w:val="28"/>
+        </w:rPr>
+        <w:t xml:space="preserve"> </w:t>
+      </w:r>
+      <w:proofErr w:type="spellStart"/>
+      <w:r>
+        <w:rPr>
+          <w:sz w:val="28"/>
+        </w:rPr>
+        <w:t>полёта</w:t>
+      </w:r>
+      <w:proofErr w:type="spellEnd"/>
     </w:p>
     <w:p>
       <w:pPr>
@@ -1077,12 +1629,14 @@
           <w:sz w:val="28"/>
         </w:rPr>
       </w:pPr>
+      <w:proofErr w:type="spellStart"/>
       <w:r>
         <w:rPr>
           <w:sz w:val="28"/>
         </w:rPr>
         <w:t>Часы</w:t>
       </w:r>
+      <w:proofErr w:type="spellEnd"/>
     </w:p>
     <w:p>
       <w:pPr>
@@ -1119,12 +1673,42 @@
           <w:sz w:val="28"/>
         </w:rPr>
       </w:pPr>
-      <w:r>
-        <w:rPr>
-          <w:sz w:val="28"/>
-        </w:rPr>
-        <w:t>Кремальера подстройки часов</w:t>
-      </w:r>
+      <w:proofErr w:type="spellStart"/>
+      <w:r>
+        <w:rPr>
+          <w:sz w:val="28"/>
+        </w:rPr>
+        <w:t>Кремальера</w:t>
+      </w:r>
+      <w:proofErr w:type="spellEnd"/>
+      <w:r>
+        <w:rPr>
+          <w:sz w:val="28"/>
+        </w:rPr>
+        <w:t xml:space="preserve"> </w:t>
+      </w:r>
+      <w:proofErr w:type="spellStart"/>
+      <w:r>
+        <w:rPr>
+          <w:sz w:val="28"/>
+        </w:rPr>
+        <w:t>подстройки</w:t>
+      </w:r>
+      <w:proofErr w:type="spellEnd"/>
+      <w:r>
+        <w:rPr>
+          <w:sz w:val="28"/>
+        </w:rPr>
+        <w:t xml:space="preserve"> </w:t>
+      </w:r>
+      <w:proofErr w:type="spellStart"/>
+      <w:r>
+        <w:rPr>
+          <w:sz w:val="28"/>
+        </w:rPr>
+        <w:t>часов</w:t>
+      </w:r>
+      <w:proofErr w:type="spellEnd"/>
     </w:p>
     <w:p>
       <w:pPr>
@@ -2779,13 +3363,43 @@
           <w:sz w:val="32"/>
         </w:rPr>
       </w:pPr>
+      <w:proofErr w:type="spellStart"/>
       <w:r>
         <w:rPr>
           <w:sz w:val="32"/>
         </w:rPr>
         <w:lastRenderedPageBreak/>
-        <w:t>Левая панель управления</w:t>
-      </w:r>
+        <w:t>Левая</w:t>
+      </w:r>
+      <w:proofErr w:type="spellEnd"/>
+      <w:r>
+        <w:rPr>
+          <w:sz w:val="32"/>
+        </w:rPr>
+        <w:t xml:space="preserve"> </w:t>
+      </w:r>
+      <w:proofErr w:type="spellStart"/>
+      <w:r>
+        <w:rPr>
+          <w:sz w:val="32"/>
+        </w:rPr>
+        <w:t>панель</w:t>
+      </w:r>
+      <w:proofErr w:type="spellEnd"/>
+      <w:r>
+        <w:rPr>
+          <w:sz w:val="32"/>
+        </w:rPr>
+        <w:t xml:space="preserve"> </w:t>
+      </w:r>
+      <w:proofErr w:type="spellStart"/>
+      <w:r>
+        <w:rPr>
+          <w:sz w:val="32"/>
+        </w:rPr>
+        <w:t>управления</w:t>
+      </w:r>
+      <w:proofErr w:type="spellEnd"/>
     </w:p>
     <w:p>
       <w:pPr>
@@ -2906,11 +3520,61 @@
           <w:sz w:val="28"/>
         </w:rPr>
       </w:pPr>
-      <w:r>
-        <w:rPr>
-          <w:sz w:val="28"/>
-        </w:rPr>
-        <w:t>Регулятор яркости подсветки «Взора»</w:t>
+      <w:proofErr w:type="spellStart"/>
+      <w:r>
+        <w:rPr>
+          <w:sz w:val="28"/>
+        </w:rPr>
+        <w:t>Регулятор</w:t>
+      </w:r>
+      <w:proofErr w:type="spellEnd"/>
+      <w:r>
+        <w:rPr>
+          <w:sz w:val="28"/>
+        </w:rPr>
+        <w:t xml:space="preserve"> </w:t>
+      </w:r>
+      <w:proofErr w:type="spellStart"/>
+      <w:r>
+        <w:rPr>
+          <w:sz w:val="28"/>
+        </w:rPr>
+        <w:t>яркости</w:t>
+      </w:r>
+      <w:proofErr w:type="spellEnd"/>
+      <w:r>
+        <w:rPr>
+          <w:sz w:val="28"/>
+        </w:rPr>
+        <w:t xml:space="preserve"> </w:t>
+      </w:r>
+      <w:proofErr w:type="spellStart"/>
+      <w:r>
+        <w:rPr>
+          <w:sz w:val="28"/>
+        </w:rPr>
+        <w:t>подсветки</w:t>
+      </w:r>
+      <w:proofErr w:type="spellEnd"/>
+      <w:r>
+        <w:rPr>
+          <w:sz w:val="28"/>
+        </w:rPr>
+        <w:t xml:space="preserve"> «</w:t>
+      </w:r>
+      <w:proofErr w:type="spellStart"/>
+      <w:r>
+        <w:rPr>
+          <w:sz w:val="28"/>
+        </w:rPr>
+        <w:t>Взора</w:t>
+      </w:r>
+      <w:proofErr w:type="spellEnd"/>
+      <w:r>
+        <w:rPr>
+          <w:sz w:val="28"/>
+        </w:rPr>
+        <w:t>»</w:t>
       </w:r>
     </w:p>
     <w:p>
@@ -2932,11 +3596,47 @@
           <w:sz w:val="28"/>
         </w:rPr>
       </w:pPr>
-      <w:r>
-        <w:rPr>
-          <w:sz w:val="28"/>
-        </w:rPr>
-        <w:t>Переключатель шторки «Взора»</w:t>
+      <w:proofErr w:type="spellStart"/>
+      <w:r>
+        <w:rPr>
+          <w:sz w:val="28"/>
+        </w:rPr>
+        <w:t>Переключатель</w:t>
+      </w:r>
+      <w:proofErr w:type="spellEnd"/>
+      <w:r>
+        <w:rPr>
+          <w:sz w:val="28"/>
+        </w:rPr>
+        <w:t xml:space="preserve"> </w:t>
+      </w:r>
+      <w:proofErr w:type="spellStart"/>
+      <w:r>
+        <w:rPr>
+          <w:sz w:val="28"/>
+        </w:rPr>
+        <w:t>шторки</w:t>
+      </w:r>
+      <w:proofErr w:type="spellEnd"/>
+      <w:r>
+        <w:rPr>
+          <w:sz w:val="28"/>
+        </w:rPr>
+        <w:t xml:space="preserve"> «</w:t>
+      </w:r>
+      <w:proofErr w:type="spellStart"/>
+      <w:r>
+        <w:rPr>
+          <w:sz w:val="28"/>
+        </w:rPr>
+        <w:t>Взора</w:t>
+      </w:r>
+      <w:proofErr w:type="spellEnd"/>
+      <w:r>
+        <w:rPr>
+          <w:sz w:val="28"/>
+        </w:rPr>
+        <w:t>»</w:t>
       </w:r>
     </w:p>
     <w:p>
@@ -2958,12 +3658,56 @@
           <w:sz w:val="28"/>
         </w:rPr>
       </w:pPr>
-      <w:r>
-        <w:rPr>
-          <w:sz w:val="28"/>
-        </w:rPr>
-        <w:t>Переключатель шторки правого иллюминатора</w:t>
-      </w:r>
+      <w:proofErr w:type="spellStart"/>
+      <w:r>
+        <w:rPr>
+          <w:sz w:val="28"/>
+        </w:rPr>
+        <w:t>Переключатель</w:t>
+      </w:r>
+      <w:proofErr w:type="spellEnd"/>
+      <w:r>
+        <w:rPr>
+          <w:sz w:val="28"/>
+        </w:rPr>
+        <w:t xml:space="preserve"> </w:t>
+      </w:r>
+      <w:proofErr w:type="spellStart"/>
+      <w:r>
+        <w:rPr>
+          <w:sz w:val="28"/>
+        </w:rPr>
+        <w:t>шторки</w:t>
+      </w:r>
+      <w:proofErr w:type="spellEnd"/>
+      <w:r>
+        <w:rPr>
+          <w:sz w:val="28"/>
+        </w:rPr>
+        <w:t xml:space="preserve"> </w:t>
+      </w:r>
+      <w:proofErr w:type="spellStart"/>
+      <w:r>
+        <w:rPr>
+          <w:sz w:val="28"/>
+        </w:rPr>
+        <w:t>правого</w:t>
+      </w:r>
+      <w:proofErr w:type="spellEnd"/>
+      <w:r>
+        <w:rPr>
+          <w:sz w:val="28"/>
+        </w:rPr>
+        <w:t xml:space="preserve"> </w:t>
+      </w:r>
+      <w:proofErr w:type="spellStart"/>
+      <w:r>
+        <w:rPr>
+          <w:sz w:val="28"/>
+        </w:rPr>
+        <w:t>иллюминатора</w:t>
+      </w:r>
+      <w:proofErr w:type="spellEnd"/>
     </w:p>
     <w:p>
       <w:pPr>
@@ -2984,12 +3728,56 @@
           <w:sz w:val="28"/>
         </w:rPr>
       </w:pPr>
-      <w:r>
-        <w:rPr>
-          <w:sz w:val="28"/>
-        </w:rPr>
-        <w:t>Переключатель шторки заднего иллюминатора</w:t>
-      </w:r>
+      <w:proofErr w:type="spellStart"/>
+      <w:r>
+        <w:rPr>
+          <w:sz w:val="28"/>
+        </w:rPr>
+        <w:t>Переключатель</w:t>
+      </w:r>
+      <w:proofErr w:type="spellEnd"/>
+      <w:r>
+        <w:rPr>
+          <w:sz w:val="28"/>
+        </w:rPr>
+        <w:t xml:space="preserve"> </w:t>
+      </w:r>
+      <w:proofErr w:type="spellStart"/>
+      <w:r>
+        <w:rPr>
+          <w:sz w:val="28"/>
+        </w:rPr>
+        <w:t>шторки</w:t>
+      </w:r>
+      <w:proofErr w:type="spellEnd"/>
+      <w:r>
+        <w:rPr>
+          <w:sz w:val="28"/>
+        </w:rPr>
+        <w:t xml:space="preserve"> </w:t>
+      </w:r>
+      <w:proofErr w:type="spellStart"/>
+      <w:r>
+        <w:rPr>
+          <w:sz w:val="28"/>
+        </w:rPr>
+        <w:t>заднего</w:t>
+      </w:r>
+      <w:proofErr w:type="spellEnd"/>
+      <w:r>
+        <w:rPr>
+          <w:sz w:val="28"/>
+        </w:rPr>
+        <w:t xml:space="preserve"> </w:t>
+      </w:r>
+      <w:proofErr w:type="spellStart"/>
+      <w:r>
+        <w:rPr>
+          <w:sz w:val="28"/>
+        </w:rPr>
+        <w:t>иллюминатора</w:t>
+      </w:r>
+      <w:proofErr w:type="spellEnd"/>
     </w:p>
     <w:p>
       <w:pPr>
@@ -3010,11 +3798,47 @@
           <w:sz w:val="28"/>
         </w:rPr>
       </w:pPr>
-      <w:r>
-        <w:rPr>
-          <w:sz w:val="28"/>
-        </w:rPr>
-        <w:t>Переключатель режимов «Глобуса»</w:t>
+      <w:proofErr w:type="spellStart"/>
+      <w:r>
+        <w:rPr>
+          <w:sz w:val="28"/>
+        </w:rPr>
+        <w:t>Переключатель</w:t>
+      </w:r>
+      <w:proofErr w:type="spellEnd"/>
+      <w:r>
+        <w:rPr>
+          <w:sz w:val="28"/>
+        </w:rPr>
+        <w:t xml:space="preserve"> </w:t>
+      </w:r>
+      <w:proofErr w:type="spellStart"/>
+      <w:r>
+        <w:rPr>
+          <w:sz w:val="28"/>
+        </w:rPr>
+        <w:t>режимов</w:t>
+      </w:r>
+      <w:proofErr w:type="spellEnd"/>
+      <w:r>
+        <w:rPr>
+          <w:sz w:val="28"/>
+        </w:rPr>
+        <w:t xml:space="preserve"> «</w:t>
+      </w:r>
+      <w:proofErr w:type="spellStart"/>
+      <w:r>
+        <w:rPr>
+          <w:sz w:val="28"/>
+        </w:rPr>
+        <w:t>Глобуса</w:t>
+      </w:r>
+      <w:proofErr w:type="spellEnd"/>
+      <w:r>
+        <w:rPr>
+          <w:sz w:val="28"/>
+        </w:rPr>
+        <w:t>»</w:t>
       </w:r>
     </w:p>
     <w:p>
@@ -3109,12 +3933,28 @@
           <w:sz w:val="28"/>
         </w:rPr>
       </w:pPr>
-      <w:r>
-        <w:rPr>
-          <w:sz w:val="28"/>
-        </w:rPr>
-        <w:t>Индикатор высоты</w:t>
-      </w:r>
+      <w:proofErr w:type="spellStart"/>
+      <w:r>
+        <w:rPr>
+          <w:sz w:val="28"/>
+        </w:rPr>
+        <w:t>Индикатор</w:t>
+      </w:r>
+      <w:proofErr w:type="spellEnd"/>
+      <w:r>
+        <w:rPr>
+          <w:sz w:val="28"/>
+        </w:rPr>
+        <w:t xml:space="preserve"> </w:t>
+      </w:r>
+      <w:proofErr w:type="spellStart"/>
+      <w:r>
+        <w:rPr>
+          <w:sz w:val="28"/>
+        </w:rPr>
+        <w:t>высоты</w:t>
+      </w:r>
+      <w:proofErr w:type="spellEnd"/>
     </w:p>
     <w:p>
       <w:pPr>
@@ -3132,6 +3972,7 @@
         </w:rPr>
         <w:t xml:space="preserve">Показывает высоту над уровнем моря. Трёхстрелочный. </w:t>
       </w:r>
+      <w:proofErr w:type="gramStart"/>
       <w:r>
         <w:rPr>
           <w:sz w:val="28"/>
@@ -3143,7 +3984,15 @@
           <w:sz w:val="28"/>
           <w:lang w:val="ru-RU"/>
         </w:rPr>
-        <w:t xml:space="preserve">100 обозначает что </w:t>
+        <w:t>100</w:t>
+      </w:r>
+      <w:proofErr w:type="gramEnd"/>
+      <w:r>
+        <w:rPr>
+          <w:sz w:val="28"/>
+          <w:lang w:val="ru-RU"/>
+        </w:rPr>
+        <w:t xml:space="preserve"> обозначает что </w:t>
       </w:r>
     </w:p>
     <w:p>
@@ -3181,12 +4030,42 @@
           <w:sz w:val="28"/>
         </w:rPr>
       </w:pPr>
-      <w:r>
-        <w:rPr>
-          <w:sz w:val="28"/>
-        </w:rPr>
-        <w:t>Индикатор горизонтальной скорости</w:t>
-      </w:r>
+      <w:proofErr w:type="spellStart"/>
+      <w:r>
+        <w:rPr>
+          <w:sz w:val="28"/>
+        </w:rPr>
+        <w:t>Индикатор</w:t>
+      </w:r>
+      <w:proofErr w:type="spellEnd"/>
+      <w:r>
+        <w:rPr>
+          <w:sz w:val="28"/>
+        </w:rPr>
+        <w:t xml:space="preserve"> </w:t>
+      </w:r>
+      <w:proofErr w:type="spellStart"/>
+      <w:r>
+        <w:rPr>
+          <w:sz w:val="28"/>
+        </w:rPr>
+        <w:t>горизонтальной</w:t>
+      </w:r>
+      <w:proofErr w:type="spellEnd"/>
+      <w:r>
+        <w:rPr>
+          <w:sz w:val="28"/>
+        </w:rPr>
+        <w:t xml:space="preserve"> </w:t>
+      </w:r>
+      <w:proofErr w:type="spellStart"/>
+      <w:r>
+        <w:rPr>
+          <w:sz w:val="28"/>
+        </w:rPr>
+        <w:t>скорости</w:t>
+      </w:r>
+      <w:proofErr w:type="spellEnd"/>
     </w:p>
     <w:p>
       <w:pPr>
@@ -3223,12 +4102,28 @@
           <w:sz w:val="28"/>
         </w:rPr>
       </w:pPr>
-      <w:r>
-        <w:rPr>
-          <w:sz w:val="28"/>
-        </w:rPr>
-        <w:t>Индикатор ускорения</w:t>
-      </w:r>
+      <w:proofErr w:type="spellStart"/>
+      <w:r>
+        <w:rPr>
+          <w:sz w:val="28"/>
+        </w:rPr>
+        <w:t>Индикатор</w:t>
+      </w:r>
+      <w:proofErr w:type="spellEnd"/>
+      <w:r>
+        <w:rPr>
+          <w:sz w:val="28"/>
+        </w:rPr>
+        <w:t xml:space="preserve"> </w:t>
+      </w:r>
+      <w:proofErr w:type="spellStart"/>
+      <w:r>
+        <w:rPr>
+          <w:sz w:val="28"/>
+        </w:rPr>
+        <w:t>ускорения</w:t>
+      </w:r>
+      <w:proofErr w:type="spellEnd"/>
     </w:p>
     <w:p>
       <w:pPr>
@@ -3304,11 +4199,89 @@
         </w:rPr>
         <w:t xml:space="preserve">. </w:t>
       </w:r>
-      <w:r>
-        <w:rPr>
-          <w:sz w:val="28"/>
-        </w:rPr>
-        <w:t>При превышении 15g симулятор считает полёт проваленным.</w:t>
+      <w:proofErr w:type="spellStart"/>
+      <w:r>
+        <w:rPr>
+          <w:sz w:val="28"/>
+        </w:rPr>
+        <w:t>При</w:t>
+      </w:r>
+      <w:proofErr w:type="spellEnd"/>
+      <w:r>
+        <w:rPr>
+          <w:sz w:val="28"/>
+        </w:rPr>
+        <w:t xml:space="preserve"> </w:t>
+      </w:r>
+      <w:proofErr w:type="spellStart"/>
+      <w:r>
+        <w:rPr>
+          <w:sz w:val="28"/>
+        </w:rPr>
+        <w:t>превышении</w:t>
+      </w:r>
+      <w:proofErr w:type="spellEnd"/>
+      <w:r>
+        <w:rPr>
+          <w:sz w:val="28"/>
+        </w:rPr>
+        <w:t xml:space="preserve"> 15g </w:t>
+      </w:r>
+      <w:proofErr w:type="spellStart"/>
+      <w:r>
+        <w:rPr>
+          <w:sz w:val="28"/>
+        </w:rPr>
+        <w:t>симулятор</w:t>
+      </w:r>
+      <w:proofErr w:type="spellEnd"/>
+      <w:r>
+        <w:rPr>
+          <w:sz w:val="28"/>
+        </w:rPr>
+        <w:t xml:space="preserve"> </w:t>
+      </w:r>
+      <w:proofErr w:type="spellStart"/>
+      <w:r>
+        <w:rPr>
+          <w:sz w:val="28"/>
+        </w:rPr>
+        <w:t>считает</w:t>
+      </w:r>
+      <w:proofErr w:type="spellEnd"/>
+      <w:r>
+        <w:rPr>
+          <w:sz w:val="28"/>
+        </w:rPr>
+        <w:t xml:space="preserve"> </w:t>
+      </w:r>
+      <w:proofErr w:type="spellStart"/>
+      <w:r>
+        <w:rPr>
+          <w:sz w:val="28"/>
+        </w:rPr>
+        <w:t>полёт</w:t>
+      </w:r>
+      <w:proofErr w:type="spellEnd"/>
+      <w:r>
+        <w:rPr>
+          <w:sz w:val="28"/>
+        </w:rPr>
+        <w:t xml:space="preserve"> </w:t>
+      </w:r>
+      <w:proofErr w:type="spellStart"/>
+      <w:r>
+        <w:rPr>
+          <w:sz w:val="28"/>
+        </w:rPr>
+        <w:t>проваленным</w:t>
+      </w:r>
+      <w:proofErr w:type="spellEnd"/>
+      <w:r>
+        <w:rPr>
+          <w:sz w:val="28"/>
+        </w:rPr>
+        <w:t>.</w:t>
       </w:r>
     </w:p>
     <w:p>
@@ -3330,12 +4303,28 @@
           <w:sz w:val="28"/>
         </w:rPr>
       </w:pPr>
-      <w:r>
-        <w:rPr>
-          <w:sz w:val="28"/>
-        </w:rPr>
-        <w:t>Искусственный горизонт</w:t>
-      </w:r>
+      <w:proofErr w:type="spellStart"/>
+      <w:r>
+        <w:rPr>
+          <w:sz w:val="28"/>
+        </w:rPr>
+        <w:t>Искусственный</w:t>
+      </w:r>
+      <w:proofErr w:type="spellEnd"/>
+      <w:r>
+        <w:rPr>
+          <w:sz w:val="28"/>
+        </w:rPr>
+        <w:t xml:space="preserve"> </w:t>
+      </w:r>
+      <w:proofErr w:type="spellStart"/>
+      <w:r>
+        <w:rPr>
+          <w:sz w:val="28"/>
+        </w:rPr>
+        <w:t>горизонт</w:t>
+      </w:r>
+      <w:proofErr w:type="spellEnd"/>
     </w:p>
     <w:p>
       <w:pPr>
@@ -3372,12 +4361,14 @@
           <w:sz w:val="28"/>
         </w:rPr>
       </w:pPr>
+      <w:proofErr w:type="spellStart"/>
       <w:r>
         <w:rPr>
           <w:sz w:val="28"/>
         </w:rPr>
         <w:t>Компас</w:t>
       </w:r>
+      <w:proofErr w:type="spellEnd"/>
     </w:p>
     <w:p>
       <w:pPr>
@@ -3414,12 +4405,28 @@
           <w:sz w:val="28"/>
         </w:rPr>
       </w:pPr>
-      <w:r>
-        <w:rPr>
-          <w:sz w:val="28"/>
-        </w:rPr>
-        <w:t>Индикатор снижения</w:t>
-      </w:r>
+      <w:proofErr w:type="spellStart"/>
+      <w:r>
+        <w:rPr>
+          <w:sz w:val="28"/>
+        </w:rPr>
+        <w:t>Индикатор</w:t>
+      </w:r>
+      <w:proofErr w:type="spellEnd"/>
+      <w:r>
+        <w:rPr>
+          <w:sz w:val="28"/>
+        </w:rPr>
+        <w:t xml:space="preserve"> </w:t>
+      </w:r>
+      <w:proofErr w:type="spellStart"/>
+      <w:r>
+        <w:rPr>
+          <w:sz w:val="28"/>
+        </w:rPr>
+        <w:t>снижения</w:t>
+      </w:r>
+      <w:proofErr w:type="spellEnd"/>
     </w:p>
     <w:p>
       <w:pPr>
@@ -3456,12 +4463,56 @@
           <w:sz w:val="28"/>
         </w:rPr>
       </w:pPr>
-      <w:r>
-        <w:rPr>
-          <w:sz w:val="28"/>
-        </w:rPr>
-        <w:t>Индикатор абсолютной вертикальной скорости</w:t>
-      </w:r>
+      <w:proofErr w:type="spellStart"/>
+      <w:r>
+        <w:rPr>
+          <w:sz w:val="28"/>
+        </w:rPr>
+        <w:t>Индикатор</w:t>
+      </w:r>
+      <w:proofErr w:type="spellEnd"/>
+      <w:r>
+        <w:rPr>
+          <w:sz w:val="28"/>
+        </w:rPr>
+        <w:t xml:space="preserve"> </w:t>
+      </w:r>
+      <w:proofErr w:type="spellStart"/>
+      <w:r>
+        <w:rPr>
+          <w:sz w:val="28"/>
+        </w:rPr>
+        <w:t>абсолютной</w:t>
+      </w:r>
+      <w:proofErr w:type="spellEnd"/>
+      <w:r>
+        <w:rPr>
+          <w:sz w:val="28"/>
+        </w:rPr>
+        <w:t xml:space="preserve"> </w:t>
+      </w:r>
+      <w:proofErr w:type="spellStart"/>
+      <w:r>
+        <w:rPr>
+          <w:sz w:val="28"/>
+        </w:rPr>
+        <w:t>вертикальной</w:t>
+      </w:r>
+      <w:proofErr w:type="spellEnd"/>
+      <w:r>
+        <w:rPr>
+          <w:sz w:val="28"/>
+        </w:rPr>
+        <w:t xml:space="preserve"> </w:t>
+      </w:r>
+      <w:proofErr w:type="spellStart"/>
+      <w:r>
+        <w:rPr>
+          <w:sz w:val="28"/>
+        </w:rPr>
+        <w:t>скорости</w:t>
+      </w:r>
+      <w:proofErr w:type="spellEnd"/>
     </w:p>
     <w:p>
       <w:pPr>
@@ -3498,12 +4549,42 @@
           <w:sz w:val="28"/>
         </w:rPr>
       </w:pPr>
-      <w:r>
-        <w:rPr>
-          <w:sz w:val="28"/>
-        </w:rPr>
-        <w:t>Индикатор динамического давления</w:t>
-      </w:r>
+      <w:proofErr w:type="spellStart"/>
+      <w:r>
+        <w:rPr>
+          <w:sz w:val="28"/>
+        </w:rPr>
+        <w:t>Индикатор</w:t>
+      </w:r>
+      <w:proofErr w:type="spellEnd"/>
+      <w:r>
+        <w:rPr>
+          <w:sz w:val="28"/>
+        </w:rPr>
+        <w:t xml:space="preserve"> </w:t>
+      </w:r>
+      <w:proofErr w:type="spellStart"/>
+      <w:r>
+        <w:rPr>
+          <w:sz w:val="28"/>
+        </w:rPr>
+        <w:t>динамического</w:t>
+      </w:r>
+      <w:proofErr w:type="spellEnd"/>
+      <w:r>
+        <w:rPr>
+          <w:sz w:val="28"/>
+        </w:rPr>
+        <w:t xml:space="preserve"> </w:t>
+      </w:r>
+      <w:proofErr w:type="spellStart"/>
+      <w:r>
+        <w:rPr>
+          <w:sz w:val="28"/>
+        </w:rPr>
+        <w:t>давления</w:t>
+      </w:r>
+      <w:proofErr w:type="spellEnd"/>
     </w:p>
     <w:p>
       <w:pPr>
@@ -3554,12 +4635,48 @@
           <w:sz w:val="32"/>
         </w:rPr>
       </w:pPr>
+      <w:proofErr w:type="spellStart"/>
       <w:r>
         <w:rPr>
           <w:sz w:val="32"/>
         </w:rPr>
         <w:lastRenderedPageBreak/>
-        <w:t>Оптический ориентатор «Взор»</w:t>
+        <w:t>Оптический</w:t>
+      </w:r>
+      <w:proofErr w:type="spellEnd"/>
+      <w:r>
+        <w:rPr>
+          <w:sz w:val="32"/>
+        </w:rPr>
+        <w:t xml:space="preserve"> </w:t>
+      </w:r>
+      <w:proofErr w:type="spellStart"/>
+      <w:r>
+        <w:rPr>
+          <w:sz w:val="32"/>
+        </w:rPr>
+        <w:t>ориентатор</w:t>
+      </w:r>
+      <w:proofErr w:type="spellEnd"/>
+      <w:r>
+        <w:rPr>
+          <w:sz w:val="32"/>
+        </w:rPr>
+        <w:t xml:space="preserve"> «</w:t>
+      </w:r>
+      <w:proofErr w:type="spellStart"/>
+      <w:r>
+        <w:rPr>
+          <w:sz w:val="32"/>
+        </w:rPr>
+        <w:t>Взор</w:t>
+      </w:r>
+      <w:proofErr w:type="spellEnd"/>
+      <w:r>
+        <w:rPr>
+          <w:sz w:val="32"/>
+        </w:rPr>
+        <w:t>»</w:t>
       </w:r>
     </w:p>
     <w:p>
@@ -3636,12 +4753,42 @@
           <w:sz w:val="28"/>
         </w:rPr>
       </w:pPr>
-      <w:r>
-        <w:rPr>
-          <w:sz w:val="28"/>
-        </w:rPr>
-        <w:t>Индикатор направления вращения</w:t>
-      </w:r>
+      <w:proofErr w:type="spellStart"/>
+      <w:r>
+        <w:rPr>
+          <w:sz w:val="28"/>
+        </w:rPr>
+        <w:t>Индикатор</w:t>
+      </w:r>
+      <w:proofErr w:type="spellEnd"/>
+      <w:r>
+        <w:rPr>
+          <w:sz w:val="28"/>
+        </w:rPr>
+        <w:t xml:space="preserve"> </w:t>
+      </w:r>
+      <w:proofErr w:type="spellStart"/>
+      <w:r>
+        <w:rPr>
+          <w:sz w:val="28"/>
+        </w:rPr>
+        <w:t>направления</w:t>
+      </w:r>
+      <w:proofErr w:type="spellEnd"/>
+      <w:r>
+        <w:rPr>
+          <w:sz w:val="28"/>
+        </w:rPr>
+        <w:t xml:space="preserve"> </w:t>
+      </w:r>
+      <w:proofErr w:type="spellStart"/>
+      <w:r>
+        <w:rPr>
+          <w:sz w:val="28"/>
+        </w:rPr>
+        <w:t>вращения</w:t>
+      </w:r>
+      <w:proofErr w:type="spellEnd"/>
     </w:p>
     <w:p>
       <w:pPr>
@@ -3662,12 +4809,42 @@
           <w:sz w:val="28"/>
         </w:rPr>
       </w:pPr>
-      <w:r>
-        <w:rPr>
-          <w:sz w:val="28"/>
-        </w:rPr>
-        <w:t>Оптический указатель направления</w:t>
-      </w:r>
+      <w:proofErr w:type="spellStart"/>
+      <w:r>
+        <w:rPr>
+          <w:sz w:val="28"/>
+        </w:rPr>
+        <w:t>Оптический</w:t>
+      </w:r>
+      <w:proofErr w:type="spellEnd"/>
+      <w:r>
+        <w:rPr>
+          <w:sz w:val="28"/>
+        </w:rPr>
+        <w:t xml:space="preserve"> </w:t>
+      </w:r>
+      <w:proofErr w:type="spellStart"/>
+      <w:r>
+        <w:rPr>
+          <w:sz w:val="28"/>
+        </w:rPr>
+        <w:t>указатель</w:t>
+      </w:r>
+      <w:proofErr w:type="spellEnd"/>
+      <w:r>
+        <w:rPr>
+          <w:sz w:val="28"/>
+        </w:rPr>
+        <w:t xml:space="preserve"> </w:t>
+      </w:r>
+      <w:proofErr w:type="spellStart"/>
+      <w:r>
+        <w:rPr>
+          <w:sz w:val="28"/>
+        </w:rPr>
+        <w:t>направления</w:t>
+      </w:r>
+      <w:proofErr w:type="spellEnd"/>
     </w:p>
     <w:p>
       <w:pPr>
@@ -3704,12 +4881,42 @@
           <w:sz w:val="28"/>
         </w:rPr>
       </w:pPr>
-      <w:r>
-        <w:rPr>
-          <w:sz w:val="28"/>
-        </w:rPr>
-        <w:t>Ручка закрытия шторок</w:t>
-      </w:r>
+      <w:proofErr w:type="spellStart"/>
+      <w:r>
+        <w:rPr>
+          <w:sz w:val="28"/>
+        </w:rPr>
+        <w:t>Ручка</w:t>
+      </w:r>
+      <w:proofErr w:type="spellEnd"/>
+      <w:r>
+        <w:rPr>
+          <w:sz w:val="28"/>
+        </w:rPr>
+        <w:t xml:space="preserve"> </w:t>
+      </w:r>
+      <w:proofErr w:type="spellStart"/>
+      <w:r>
+        <w:rPr>
+          <w:sz w:val="28"/>
+        </w:rPr>
+        <w:t>закрытия</w:t>
+      </w:r>
+      <w:proofErr w:type="spellEnd"/>
+      <w:r>
+        <w:rPr>
+          <w:sz w:val="28"/>
+        </w:rPr>
+        <w:t xml:space="preserve"> </w:t>
+      </w:r>
+      <w:proofErr w:type="spellStart"/>
+      <w:r>
+        <w:rPr>
+          <w:sz w:val="28"/>
+        </w:rPr>
+        <w:t>шторок</w:t>
+      </w:r>
+      <w:proofErr w:type="spellEnd"/>
     </w:p>
     <w:p>
       <w:pPr>
@@ -3735,13 +4942,71 @@
           <w:sz w:val="32"/>
         </w:rPr>
       </w:pPr>
+      <w:proofErr w:type="spellStart"/>
       <w:r>
         <w:rPr>
           <w:sz w:val="32"/>
         </w:rPr>
         <w:lastRenderedPageBreak/>
-        <w:t>Панель контроля первых трёх ступеней</w:t>
-      </w:r>
+        <w:t>Панель</w:t>
+      </w:r>
+      <w:proofErr w:type="spellEnd"/>
+      <w:r>
+        <w:rPr>
+          <w:sz w:val="32"/>
+        </w:rPr>
+        <w:t xml:space="preserve"> </w:t>
+      </w:r>
+      <w:proofErr w:type="spellStart"/>
+      <w:r>
+        <w:rPr>
+          <w:sz w:val="32"/>
+        </w:rPr>
+        <w:t>контроля</w:t>
+      </w:r>
+      <w:proofErr w:type="spellEnd"/>
+      <w:r>
+        <w:rPr>
+          <w:sz w:val="32"/>
+        </w:rPr>
+        <w:t xml:space="preserve"> </w:t>
+      </w:r>
+      <w:proofErr w:type="spellStart"/>
+      <w:r>
+        <w:rPr>
+          <w:sz w:val="32"/>
+        </w:rPr>
+        <w:t>первых</w:t>
+      </w:r>
+      <w:proofErr w:type="spellEnd"/>
+      <w:r>
+        <w:rPr>
+          <w:sz w:val="32"/>
+        </w:rPr>
+        <w:t xml:space="preserve"> </w:t>
+      </w:r>
+      <w:proofErr w:type="spellStart"/>
+      <w:r>
+        <w:rPr>
+          <w:sz w:val="32"/>
+        </w:rPr>
+        <w:t>трёх</w:t>
+      </w:r>
+      <w:proofErr w:type="spellEnd"/>
+      <w:r>
+        <w:rPr>
+          <w:sz w:val="32"/>
+        </w:rPr>
+        <w:t xml:space="preserve"> </w:t>
+      </w:r>
+      <w:proofErr w:type="spellStart"/>
+      <w:r>
+        <w:rPr>
+          <w:sz w:val="32"/>
+        </w:rPr>
+        <w:t>ступеней</w:t>
+      </w:r>
+      <w:proofErr w:type="spellEnd"/>
     </w:p>
     <w:p>
       <w:pPr>
@@ -3817,11 +5082,47 @@
           <w:sz w:val="28"/>
         </w:rPr>
       </w:pPr>
-      <w:r>
-        <w:rPr>
-          <w:sz w:val="28"/>
-        </w:rPr>
-        <w:t>Индикатор тяги блока А</w:t>
+      <w:proofErr w:type="spellStart"/>
+      <w:r>
+        <w:rPr>
+          <w:sz w:val="28"/>
+        </w:rPr>
+        <w:t>Индикатор</w:t>
+      </w:r>
+      <w:proofErr w:type="spellEnd"/>
+      <w:r>
+        <w:rPr>
+          <w:sz w:val="28"/>
+        </w:rPr>
+        <w:t xml:space="preserve"> </w:t>
+      </w:r>
+      <w:proofErr w:type="spellStart"/>
+      <w:r>
+        <w:rPr>
+          <w:sz w:val="28"/>
+        </w:rPr>
+        <w:t>тяги</w:t>
+      </w:r>
+      <w:proofErr w:type="spellEnd"/>
+      <w:r>
+        <w:rPr>
+          <w:sz w:val="28"/>
+        </w:rPr>
+        <w:t xml:space="preserve"> </w:t>
+      </w:r>
+      <w:proofErr w:type="spellStart"/>
+      <w:r>
+        <w:rPr>
+          <w:sz w:val="28"/>
+        </w:rPr>
+        <w:t>блока</w:t>
+      </w:r>
+      <w:proofErr w:type="spellEnd"/>
+      <w:r>
+        <w:rPr>
+          <w:sz w:val="28"/>
+        </w:rPr>
+        <w:t xml:space="preserve"> А</w:t>
       </w:r>
     </w:p>
     <w:p>
@@ -3885,11 +5186,47 @@
           <w:sz w:val="28"/>
         </w:rPr>
       </w:pPr>
-      <w:r>
-        <w:rPr>
-          <w:sz w:val="28"/>
-        </w:rPr>
-        <w:t>Вес окислителя блока А</w:t>
+      <w:proofErr w:type="spellStart"/>
+      <w:r>
+        <w:rPr>
+          <w:sz w:val="28"/>
+        </w:rPr>
+        <w:t>Вес</w:t>
+      </w:r>
+      <w:proofErr w:type="spellEnd"/>
+      <w:r>
+        <w:rPr>
+          <w:sz w:val="28"/>
+        </w:rPr>
+        <w:t xml:space="preserve"> </w:t>
+      </w:r>
+      <w:proofErr w:type="spellStart"/>
+      <w:r>
+        <w:rPr>
+          <w:sz w:val="28"/>
+        </w:rPr>
+        <w:t>окислителя</w:t>
+      </w:r>
+      <w:proofErr w:type="spellEnd"/>
+      <w:r>
+        <w:rPr>
+          <w:sz w:val="28"/>
+        </w:rPr>
+        <w:t xml:space="preserve"> </w:t>
+      </w:r>
+      <w:proofErr w:type="spellStart"/>
+      <w:r>
+        <w:rPr>
+          <w:sz w:val="28"/>
+        </w:rPr>
+        <w:t>блока</w:t>
+      </w:r>
+      <w:proofErr w:type="spellEnd"/>
+      <w:r>
+        <w:rPr>
+          <w:sz w:val="28"/>
+        </w:rPr>
+        <w:t xml:space="preserve"> А</w:t>
       </w:r>
     </w:p>
     <w:p>
@@ -3903,7 +5240,21 @@
         <w:rPr>
           <w:sz w:val="28"/>
         </w:rPr>
-        <w:t>В тоннах.</w:t>
+        <w:t xml:space="preserve">В </w:t>
+      </w:r>
+      <w:proofErr w:type="spellStart"/>
+      <w:r>
+        <w:rPr>
+          <w:sz w:val="28"/>
+        </w:rPr>
+        <w:t>тоннах</w:t>
+      </w:r>
+      <w:proofErr w:type="spellEnd"/>
+      <w:r>
+        <w:rPr>
+          <w:sz w:val="28"/>
+        </w:rPr>
+        <w:t>.</w:t>
       </w:r>
     </w:p>
     <w:p>
@@ -3925,11 +5276,47 @@
           <w:sz w:val="28"/>
         </w:rPr>
       </w:pPr>
-      <w:r>
-        <w:rPr>
-          <w:sz w:val="28"/>
-        </w:rPr>
-        <w:t>Вес топлива блока А</w:t>
+      <w:proofErr w:type="spellStart"/>
+      <w:r>
+        <w:rPr>
+          <w:sz w:val="28"/>
+        </w:rPr>
+        <w:t>Вес</w:t>
+      </w:r>
+      <w:proofErr w:type="spellEnd"/>
+      <w:r>
+        <w:rPr>
+          <w:sz w:val="28"/>
+        </w:rPr>
+        <w:t xml:space="preserve"> </w:t>
+      </w:r>
+      <w:proofErr w:type="spellStart"/>
+      <w:r>
+        <w:rPr>
+          <w:sz w:val="28"/>
+        </w:rPr>
+        <w:t>топлива</w:t>
+      </w:r>
+      <w:proofErr w:type="spellEnd"/>
+      <w:r>
+        <w:rPr>
+          <w:sz w:val="28"/>
+        </w:rPr>
+        <w:t xml:space="preserve"> </w:t>
+      </w:r>
+      <w:proofErr w:type="spellStart"/>
+      <w:r>
+        <w:rPr>
+          <w:sz w:val="28"/>
+        </w:rPr>
+        <w:t>блока</w:t>
+      </w:r>
+      <w:proofErr w:type="spellEnd"/>
+      <w:r>
+        <w:rPr>
+          <w:sz w:val="28"/>
+        </w:rPr>
+        <w:t xml:space="preserve"> А</w:t>
       </w:r>
     </w:p>
     <w:p>
@@ -3939,11 +5326,33 @@
           <w:sz w:val="28"/>
         </w:rPr>
       </w:pPr>
-      <w:r>
-        <w:rPr>
-          <w:sz w:val="28"/>
-        </w:rPr>
-        <w:t>Аналогично пункту 2.</w:t>
+      <w:proofErr w:type="spellStart"/>
+      <w:r>
+        <w:rPr>
+          <w:sz w:val="28"/>
+        </w:rPr>
+        <w:t>Аналогично</w:t>
+      </w:r>
+      <w:proofErr w:type="spellEnd"/>
+      <w:r>
+        <w:rPr>
+          <w:sz w:val="28"/>
+        </w:rPr>
+        <w:t xml:space="preserve"> </w:t>
+      </w:r>
+      <w:proofErr w:type="spellStart"/>
+      <w:r>
+        <w:rPr>
+          <w:sz w:val="28"/>
+        </w:rPr>
+        <w:t>пункту</w:t>
+      </w:r>
+      <w:proofErr w:type="spellEnd"/>
+      <w:r>
+        <w:rPr>
+          <w:sz w:val="28"/>
+        </w:rPr>
+        <w:t xml:space="preserve"> 2.</w:t>
       </w:r>
     </w:p>
     <w:p>
@@ -4106,12 +5515,56 @@
           <w:sz w:val="28"/>
         </w:rPr>
       </w:pPr>
-      <w:r>
-        <w:rPr>
-          <w:sz w:val="28"/>
-        </w:rPr>
-        <w:t>Индикатор высоты перигея орбиты</w:t>
-      </w:r>
+      <w:proofErr w:type="spellStart"/>
+      <w:r>
+        <w:rPr>
+          <w:sz w:val="28"/>
+        </w:rPr>
+        <w:t>Индикатор</w:t>
+      </w:r>
+      <w:proofErr w:type="spellEnd"/>
+      <w:r>
+        <w:rPr>
+          <w:sz w:val="28"/>
+        </w:rPr>
+        <w:t xml:space="preserve"> </w:t>
+      </w:r>
+      <w:proofErr w:type="spellStart"/>
+      <w:r>
+        <w:rPr>
+          <w:sz w:val="28"/>
+        </w:rPr>
+        <w:t>высоты</w:t>
+      </w:r>
+      <w:proofErr w:type="spellEnd"/>
+      <w:r>
+        <w:rPr>
+          <w:sz w:val="28"/>
+        </w:rPr>
+        <w:t xml:space="preserve"> </w:t>
+      </w:r>
+      <w:proofErr w:type="spellStart"/>
+      <w:r>
+        <w:rPr>
+          <w:sz w:val="28"/>
+        </w:rPr>
+        <w:t>перигея</w:t>
+      </w:r>
+      <w:proofErr w:type="spellEnd"/>
+      <w:r>
+        <w:rPr>
+          <w:sz w:val="28"/>
+        </w:rPr>
+        <w:t xml:space="preserve"> </w:t>
+      </w:r>
+      <w:proofErr w:type="spellStart"/>
+      <w:r>
+        <w:rPr>
+          <w:sz w:val="28"/>
+        </w:rPr>
+        <w:t>орбиты</w:t>
+      </w:r>
+      <w:proofErr w:type="spellEnd"/>
     </w:p>
     <w:p>
       <w:pPr>
@@ -4293,12 +5746,28 @@
           <w:sz w:val="28"/>
         </w:rPr>
       </w:pPr>
-      <w:r>
-        <w:rPr>
-          <w:sz w:val="28"/>
-        </w:rPr>
-        <w:t>Фиксатор рукояти</w:t>
-      </w:r>
+      <w:proofErr w:type="spellStart"/>
+      <w:r>
+        <w:rPr>
+          <w:sz w:val="28"/>
+        </w:rPr>
+        <w:t>Фиксатор</w:t>
+      </w:r>
+      <w:proofErr w:type="spellEnd"/>
+      <w:r>
+        <w:rPr>
+          <w:sz w:val="28"/>
+        </w:rPr>
+        <w:t xml:space="preserve"> </w:t>
+      </w:r>
+      <w:proofErr w:type="spellStart"/>
+      <w:r>
+        <w:rPr>
+          <w:sz w:val="28"/>
+        </w:rPr>
+        <w:t>рукояти</w:t>
+      </w:r>
+      <w:proofErr w:type="spellEnd"/>
     </w:p>
     <w:p>
       <w:pPr>
@@ -4348,12 +5817,56 @@
           <w:sz w:val="28"/>
         </w:rPr>
       </w:pPr>
-      <w:r>
-        <w:rPr>
-          <w:sz w:val="28"/>
-        </w:rPr>
-        <w:t>Рукоять контроля тяги двигателей</w:t>
-      </w:r>
+      <w:proofErr w:type="spellStart"/>
+      <w:r>
+        <w:rPr>
+          <w:sz w:val="28"/>
+        </w:rPr>
+        <w:t>Рукоять</w:t>
+      </w:r>
+      <w:proofErr w:type="spellEnd"/>
+      <w:r>
+        <w:rPr>
+          <w:sz w:val="28"/>
+        </w:rPr>
+        <w:t xml:space="preserve"> </w:t>
+      </w:r>
+      <w:proofErr w:type="spellStart"/>
+      <w:r>
+        <w:rPr>
+          <w:sz w:val="28"/>
+        </w:rPr>
+        <w:t>контроля</w:t>
+      </w:r>
+      <w:proofErr w:type="spellEnd"/>
+      <w:r>
+        <w:rPr>
+          <w:sz w:val="28"/>
+        </w:rPr>
+        <w:t xml:space="preserve"> </w:t>
+      </w:r>
+      <w:proofErr w:type="spellStart"/>
+      <w:r>
+        <w:rPr>
+          <w:sz w:val="28"/>
+        </w:rPr>
+        <w:t>тяги</w:t>
+      </w:r>
+      <w:proofErr w:type="spellEnd"/>
+      <w:r>
+        <w:rPr>
+          <w:sz w:val="28"/>
+        </w:rPr>
+        <w:t xml:space="preserve"> </w:t>
+      </w:r>
+      <w:proofErr w:type="spellStart"/>
+      <w:r>
+        <w:rPr>
+          <w:sz w:val="28"/>
+        </w:rPr>
+        <w:t>двигателей</w:t>
+      </w:r>
+      <w:proofErr w:type="spellEnd"/>
     </w:p>
     <w:p>
       <w:pPr>
@@ -4416,12 +5929,14 @@
           <w:sz w:val="28"/>
         </w:rPr>
       </w:pPr>
+      <w:proofErr w:type="spellStart"/>
       <w:r>
         <w:rPr>
           <w:sz w:val="28"/>
         </w:rPr>
         <w:t>Кран</w:t>
       </w:r>
+      <w:proofErr w:type="spellEnd"/>
     </w:p>
     <w:p>
       <w:pPr>
@@ -4531,12 +6046,56 @@
           <w:sz w:val="28"/>
         </w:rPr>
       </w:pPr>
-      <w:r>
-        <w:rPr>
-          <w:sz w:val="28"/>
-        </w:rPr>
-        <w:t>Кнопка контроля рукояти управления</w:t>
-      </w:r>
+      <w:proofErr w:type="spellStart"/>
+      <w:r>
+        <w:rPr>
+          <w:sz w:val="28"/>
+        </w:rPr>
+        <w:t>Кнопка</w:t>
+      </w:r>
+      <w:proofErr w:type="spellEnd"/>
+      <w:r>
+        <w:rPr>
+          <w:sz w:val="28"/>
+        </w:rPr>
+        <w:t xml:space="preserve"> </w:t>
+      </w:r>
+      <w:proofErr w:type="spellStart"/>
+      <w:r>
+        <w:rPr>
+          <w:sz w:val="28"/>
+        </w:rPr>
+        <w:t>контроля</w:t>
+      </w:r>
+      <w:proofErr w:type="spellEnd"/>
+      <w:r>
+        <w:rPr>
+          <w:sz w:val="28"/>
+        </w:rPr>
+        <w:t xml:space="preserve"> </w:t>
+      </w:r>
+      <w:proofErr w:type="spellStart"/>
+      <w:r>
+        <w:rPr>
+          <w:sz w:val="28"/>
+        </w:rPr>
+        <w:t>рукояти</w:t>
+      </w:r>
+      <w:proofErr w:type="spellEnd"/>
+      <w:r>
+        <w:rPr>
+          <w:sz w:val="28"/>
+        </w:rPr>
+        <w:t xml:space="preserve"> </w:t>
+      </w:r>
+      <w:proofErr w:type="spellStart"/>
+      <w:r>
+        <w:rPr>
+          <w:sz w:val="28"/>
+        </w:rPr>
+        <w:t>управления</w:t>
+      </w:r>
+      <w:proofErr w:type="spellEnd"/>
     </w:p>
     <w:p>
       <w:pPr>
@@ -4586,12 +6145,28 @@
           <w:sz w:val="28"/>
         </w:rPr>
       </w:pPr>
-      <w:r>
-        <w:rPr>
-          <w:sz w:val="28"/>
-        </w:rPr>
-        <w:t>Рукоять управления</w:t>
-      </w:r>
+      <w:proofErr w:type="spellStart"/>
+      <w:r>
+        <w:rPr>
+          <w:sz w:val="28"/>
+        </w:rPr>
+        <w:t>Рукоять</w:t>
+      </w:r>
+      <w:proofErr w:type="spellEnd"/>
+      <w:r>
+        <w:rPr>
+          <w:sz w:val="28"/>
+        </w:rPr>
+        <w:t xml:space="preserve"> </w:t>
+      </w:r>
+      <w:proofErr w:type="spellStart"/>
+      <w:r>
+        <w:rPr>
+          <w:sz w:val="28"/>
+        </w:rPr>
+        <w:t>управления</w:t>
+      </w:r>
+      <w:proofErr w:type="spellEnd"/>
     </w:p>
     <w:p>
       <w:pPr>
@@ -4608,12 +6183,14 @@
         </w:rPr>
         <w:t xml:space="preserve">Имеет три оси. Движение рукояти вверх и вниз это управление по тангажу, вправо и влево по крену, по часовой и против часовой стрелки по рысканию. Если у Вас нет джойстика то лучше управлять с клавиатуры с включённым </w:t>
       </w:r>
+      <w:proofErr w:type="spellStart"/>
       <w:r>
         <w:rPr>
           <w:sz w:val="28"/>
         </w:rPr>
         <w:t>NumLock</w:t>
       </w:r>
+      <w:proofErr w:type="spellEnd"/>
       <w:r>
         <w:rPr>
           <w:sz w:val="28"/>
@@ -4662,12 +6239,70 @@
           <w:sz w:val="28"/>
         </w:rPr>
       </w:pPr>
-      <w:r>
-        <w:rPr>
-          <w:sz w:val="28"/>
-        </w:rPr>
-        <w:t>Защитная крышка правой панели управления</w:t>
-      </w:r>
+      <w:proofErr w:type="spellStart"/>
+      <w:r>
+        <w:rPr>
+          <w:sz w:val="28"/>
+        </w:rPr>
+        <w:t>Защитная</w:t>
+      </w:r>
+      <w:proofErr w:type="spellEnd"/>
+      <w:r>
+        <w:rPr>
+          <w:sz w:val="28"/>
+        </w:rPr>
+        <w:t xml:space="preserve"> </w:t>
+      </w:r>
+      <w:proofErr w:type="spellStart"/>
+      <w:r>
+        <w:rPr>
+          <w:sz w:val="28"/>
+        </w:rPr>
+        <w:t>крышка</w:t>
+      </w:r>
+      <w:proofErr w:type="spellEnd"/>
+      <w:r>
+        <w:rPr>
+          <w:sz w:val="28"/>
+        </w:rPr>
+        <w:t xml:space="preserve"> </w:t>
+      </w:r>
+      <w:proofErr w:type="spellStart"/>
+      <w:r>
+        <w:rPr>
+          <w:sz w:val="28"/>
+        </w:rPr>
+        <w:t>правой</w:t>
+      </w:r>
+      <w:proofErr w:type="spellEnd"/>
+      <w:r>
+        <w:rPr>
+          <w:sz w:val="28"/>
+        </w:rPr>
+        <w:t xml:space="preserve"> </w:t>
+      </w:r>
+      <w:proofErr w:type="spellStart"/>
+      <w:r>
+        <w:rPr>
+          <w:sz w:val="28"/>
+        </w:rPr>
+        <w:t>панели</w:t>
+      </w:r>
+      <w:proofErr w:type="spellEnd"/>
+      <w:r>
+        <w:rPr>
+          <w:sz w:val="28"/>
+        </w:rPr>
+        <w:t xml:space="preserve"> </w:t>
+      </w:r>
+      <w:proofErr w:type="spellStart"/>
+      <w:r>
+        <w:rPr>
+          <w:sz w:val="28"/>
+        </w:rPr>
+        <w:t>управления</w:t>
+      </w:r>
+      <w:proofErr w:type="spellEnd"/>
     </w:p>
     <w:p>
       <w:pPr>
@@ -4676,11 +6311,47 @@
           <w:sz w:val="28"/>
         </w:rPr>
       </w:pPr>
-      <w:r>
-        <w:rPr>
-          <w:sz w:val="28"/>
-        </w:rPr>
-        <w:t>Открывается и закрывается кликом.</w:t>
+      <w:proofErr w:type="spellStart"/>
+      <w:r>
+        <w:rPr>
+          <w:sz w:val="28"/>
+        </w:rPr>
+        <w:t>Открывается</w:t>
+      </w:r>
+      <w:proofErr w:type="spellEnd"/>
+      <w:r>
+        <w:rPr>
+          <w:sz w:val="28"/>
+        </w:rPr>
+        <w:t xml:space="preserve"> и </w:t>
+      </w:r>
+      <w:proofErr w:type="spellStart"/>
+      <w:r>
+        <w:rPr>
+          <w:sz w:val="28"/>
+        </w:rPr>
+        <w:t>закрывается</w:t>
+      </w:r>
+      <w:proofErr w:type="spellEnd"/>
+      <w:r>
+        <w:rPr>
+          <w:sz w:val="28"/>
+        </w:rPr>
+        <w:t xml:space="preserve"> </w:t>
+      </w:r>
+      <w:proofErr w:type="spellStart"/>
+      <w:r>
+        <w:rPr>
+          <w:sz w:val="28"/>
+        </w:rPr>
+        <w:t>кликом</w:t>
+      </w:r>
+      <w:proofErr w:type="spellEnd"/>
+      <w:r>
+        <w:rPr>
+          <w:sz w:val="28"/>
+        </w:rPr>
+        <w:t>.</w:t>
       </w:r>
     </w:p>
     <w:p>
@@ -4746,12 +6417,56 @@
           <w:sz w:val="28"/>
         </w:rPr>
       </w:pPr>
-      <w:r>
-        <w:rPr>
-          <w:sz w:val="28"/>
-        </w:rPr>
-        <w:t>Кнопка сброса первой ступени</w:t>
-      </w:r>
+      <w:proofErr w:type="spellStart"/>
+      <w:r>
+        <w:rPr>
+          <w:sz w:val="28"/>
+        </w:rPr>
+        <w:t>Кнопка</w:t>
+      </w:r>
+      <w:proofErr w:type="spellEnd"/>
+      <w:r>
+        <w:rPr>
+          <w:sz w:val="28"/>
+        </w:rPr>
+        <w:t xml:space="preserve"> </w:t>
+      </w:r>
+      <w:proofErr w:type="spellStart"/>
+      <w:r>
+        <w:rPr>
+          <w:sz w:val="28"/>
+        </w:rPr>
+        <w:t>сброса</w:t>
+      </w:r>
+      <w:proofErr w:type="spellEnd"/>
+      <w:r>
+        <w:rPr>
+          <w:sz w:val="28"/>
+        </w:rPr>
+        <w:t xml:space="preserve"> </w:t>
+      </w:r>
+      <w:proofErr w:type="spellStart"/>
+      <w:r>
+        <w:rPr>
+          <w:sz w:val="28"/>
+        </w:rPr>
+        <w:t>первой</w:t>
+      </w:r>
+      <w:proofErr w:type="spellEnd"/>
+      <w:r>
+        <w:rPr>
+          <w:sz w:val="28"/>
+        </w:rPr>
+        <w:t xml:space="preserve"> </w:t>
+      </w:r>
+      <w:proofErr w:type="spellStart"/>
+      <w:r>
+        <w:rPr>
+          <w:sz w:val="28"/>
+        </w:rPr>
+        <w:t>ступени</w:t>
+      </w:r>
+      <w:proofErr w:type="spellEnd"/>
     </w:p>
     <w:p>
       <w:pPr>
@@ -4788,12 +6503,42 @@
           <w:sz w:val="28"/>
         </w:rPr>
       </w:pPr>
-      <w:r>
-        <w:rPr>
-          <w:sz w:val="28"/>
-        </w:rPr>
-        <w:t>Кнопка сброса обтекателя</w:t>
-      </w:r>
+      <w:proofErr w:type="spellStart"/>
+      <w:r>
+        <w:rPr>
+          <w:sz w:val="28"/>
+        </w:rPr>
+        <w:t>Кнопка</w:t>
+      </w:r>
+      <w:proofErr w:type="spellEnd"/>
+      <w:r>
+        <w:rPr>
+          <w:sz w:val="28"/>
+        </w:rPr>
+        <w:t xml:space="preserve"> </w:t>
+      </w:r>
+      <w:proofErr w:type="spellStart"/>
+      <w:r>
+        <w:rPr>
+          <w:sz w:val="28"/>
+        </w:rPr>
+        <w:t>сброса</w:t>
+      </w:r>
+      <w:proofErr w:type="spellEnd"/>
+      <w:r>
+        <w:rPr>
+          <w:sz w:val="28"/>
+        </w:rPr>
+        <w:t xml:space="preserve"> </w:t>
+      </w:r>
+      <w:proofErr w:type="spellStart"/>
+      <w:r>
+        <w:rPr>
+          <w:sz w:val="28"/>
+        </w:rPr>
+        <w:t>обтекателя</w:t>
+      </w:r>
+      <w:proofErr w:type="spellEnd"/>
     </w:p>
     <w:p>
       <w:pPr>
@@ -4814,12 +6559,56 @@
           <w:sz w:val="28"/>
         </w:rPr>
       </w:pPr>
-      <w:r>
-        <w:rPr>
-          <w:sz w:val="28"/>
-        </w:rPr>
-        <w:t>Кнопка сброса второй ступени</w:t>
-      </w:r>
+      <w:proofErr w:type="spellStart"/>
+      <w:r>
+        <w:rPr>
+          <w:sz w:val="28"/>
+        </w:rPr>
+        <w:t>Кнопка</w:t>
+      </w:r>
+      <w:proofErr w:type="spellEnd"/>
+      <w:r>
+        <w:rPr>
+          <w:sz w:val="28"/>
+        </w:rPr>
+        <w:t xml:space="preserve"> </w:t>
+      </w:r>
+      <w:proofErr w:type="spellStart"/>
+      <w:r>
+        <w:rPr>
+          <w:sz w:val="28"/>
+        </w:rPr>
+        <w:t>сброса</w:t>
+      </w:r>
+      <w:proofErr w:type="spellEnd"/>
+      <w:r>
+        <w:rPr>
+          <w:sz w:val="28"/>
+        </w:rPr>
+        <w:t xml:space="preserve"> </w:t>
+      </w:r>
+      <w:proofErr w:type="spellStart"/>
+      <w:r>
+        <w:rPr>
+          <w:sz w:val="28"/>
+        </w:rPr>
+        <w:t>второй</w:t>
+      </w:r>
+      <w:proofErr w:type="spellEnd"/>
+      <w:r>
+        <w:rPr>
+          <w:sz w:val="28"/>
+        </w:rPr>
+        <w:t xml:space="preserve"> </w:t>
+      </w:r>
+      <w:proofErr w:type="spellStart"/>
+      <w:r>
+        <w:rPr>
+          <w:sz w:val="28"/>
+        </w:rPr>
+        <w:t>ступени</w:t>
+      </w:r>
+      <w:proofErr w:type="spellEnd"/>
     </w:p>
     <w:p>
       <w:pPr>
@@ -4840,12 +6629,56 @@
           <w:sz w:val="28"/>
         </w:rPr>
       </w:pPr>
-      <w:r>
-        <w:rPr>
-          <w:sz w:val="28"/>
-        </w:rPr>
-        <w:t>Кнопка запуска третьей ступени</w:t>
-      </w:r>
+      <w:proofErr w:type="spellStart"/>
+      <w:r>
+        <w:rPr>
+          <w:sz w:val="28"/>
+        </w:rPr>
+        <w:t>Кнопка</w:t>
+      </w:r>
+      <w:proofErr w:type="spellEnd"/>
+      <w:r>
+        <w:rPr>
+          <w:sz w:val="28"/>
+        </w:rPr>
+        <w:t xml:space="preserve"> </w:t>
+      </w:r>
+      <w:proofErr w:type="spellStart"/>
+      <w:r>
+        <w:rPr>
+          <w:sz w:val="28"/>
+        </w:rPr>
+        <w:t>запуска</w:t>
+      </w:r>
+      <w:proofErr w:type="spellEnd"/>
+      <w:r>
+        <w:rPr>
+          <w:sz w:val="28"/>
+        </w:rPr>
+        <w:t xml:space="preserve"> </w:t>
+      </w:r>
+      <w:proofErr w:type="spellStart"/>
+      <w:r>
+        <w:rPr>
+          <w:sz w:val="28"/>
+        </w:rPr>
+        <w:t>третьей</w:t>
+      </w:r>
+      <w:proofErr w:type="spellEnd"/>
+      <w:r>
+        <w:rPr>
+          <w:sz w:val="28"/>
+        </w:rPr>
+        <w:t xml:space="preserve"> </w:t>
+      </w:r>
+      <w:proofErr w:type="spellStart"/>
+      <w:r>
+        <w:rPr>
+          <w:sz w:val="28"/>
+        </w:rPr>
+        <w:t>ступени</w:t>
+      </w:r>
+      <w:proofErr w:type="spellEnd"/>
     </w:p>
     <w:p>
       <w:pPr>
@@ -4866,12 +6699,56 @@
           <w:sz w:val="28"/>
         </w:rPr>
       </w:pPr>
-      <w:r>
-        <w:rPr>
-          <w:sz w:val="28"/>
-        </w:rPr>
-        <w:t>Кнопка сброса третьей ступени</w:t>
-      </w:r>
+      <w:proofErr w:type="spellStart"/>
+      <w:r>
+        <w:rPr>
+          <w:sz w:val="28"/>
+        </w:rPr>
+        <w:t>Кнопка</w:t>
+      </w:r>
+      <w:proofErr w:type="spellEnd"/>
+      <w:r>
+        <w:rPr>
+          <w:sz w:val="28"/>
+        </w:rPr>
+        <w:t xml:space="preserve"> </w:t>
+      </w:r>
+      <w:proofErr w:type="spellStart"/>
+      <w:r>
+        <w:rPr>
+          <w:sz w:val="28"/>
+        </w:rPr>
+        <w:t>сброса</w:t>
+      </w:r>
+      <w:proofErr w:type="spellEnd"/>
+      <w:r>
+        <w:rPr>
+          <w:sz w:val="28"/>
+        </w:rPr>
+        <w:t xml:space="preserve"> </w:t>
+      </w:r>
+      <w:proofErr w:type="spellStart"/>
+      <w:r>
+        <w:rPr>
+          <w:sz w:val="28"/>
+        </w:rPr>
+        <w:t>третьей</w:t>
+      </w:r>
+      <w:proofErr w:type="spellEnd"/>
+      <w:r>
+        <w:rPr>
+          <w:sz w:val="28"/>
+        </w:rPr>
+        <w:t xml:space="preserve"> </w:t>
+      </w:r>
+      <w:proofErr w:type="spellStart"/>
+      <w:r>
+        <w:rPr>
+          <w:sz w:val="28"/>
+        </w:rPr>
+        <w:t>ступени</w:t>
+      </w:r>
+      <w:proofErr w:type="spellEnd"/>
     </w:p>
     <w:p>
       <w:pPr>
@@ -5056,11 +6933,13 @@
         <w:rPr>
           <w:b/>
           <w:sz w:val="32"/>
+          <w:lang w:val="ru-RU"/>
         </w:rPr>
       </w:pPr>
       <w:r>
         <w:rPr>
           <w:sz w:val="32"/>
+          <w:lang w:val="ru-RU"/>
         </w:rPr>
         <w:br w:type="page"/>
       </w:r>
@@ -5073,13 +6952,29 @@
           <w:sz w:val="32"/>
         </w:rPr>
       </w:pPr>
+      <w:proofErr w:type="spellStart"/>
       <w:r>
         <w:rPr>
           <w:sz w:val="32"/>
         </w:rPr>
         <w:lastRenderedPageBreak/>
-        <w:t>Правый иллюминатор</w:t>
-      </w:r>
+        <w:t>Правый</w:t>
+      </w:r>
+      <w:proofErr w:type="spellEnd"/>
+      <w:r>
+        <w:rPr>
+          <w:sz w:val="32"/>
+        </w:rPr>
+        <w:t xml:space="preserve"> </w:t>
+      </w:r>
+      <w:proofErr w:type="spellStart"/>
+      <w:r>
+        <w:rPr>
+          <w:sz w:val="32"/>
+        </w:rPr>
+        <w:t>иллюминатор</w:t>
+      </w:r>
+      <w:proofErr w:type="spellEnd"/>
     </w:p>
     <w:p>
       <w:pPr>
@@ -5155,12 +7050,42 @@
           <w:sz w:val="28"/>
         </w:rPr>
       </w:pPr>
-      <w:r>
-        <w:rPr>
-          <w:sz w:val="28"/>
-        </w:rPr>
-        <w:t>Ручка шторки иллюминатора</w:t>
-      </w:r>
+      <w:proofErr w:type="spellStart"/>
+      <w:r>
+        <w:rPr>
+          <w:sz w:val="28"/>
+        </w:rPr>
+        <w:t>Ручка</w:t>
+      </w:r>
+      <w:proofErr w:type="spellEnd"/>
+      <w:r>
+        <w:rPr>
+          <w:sz w:val="28"/>
+        </w:rPr>
+        <w:t xml:space="preserve"> </w:t>
+      </w:r>
+      <w:proofErr w:type="spellStart"/>
+      <w:r>
+        <w:rPr>
+          <w:sz w:val="28"/>
+        </w:rPr>
+        <w:t>шторки</w:t>
+      </w:r>
+      <w:proofErr w:type="spellEnd"/>
+      <w:r>
+        <w:rPr>
+          <w:sz w:val="28"/>
+        </w:rPr>
+        <w:t xml:space="preserve"> </w:t>
+      </w:r>
+      <w:proofErr w:type="spellStart"/>
+      <w:r>
+        <w:rPr>
+          <w:sz w:val="28"/>
+        </w:rPr>
+        <w:t>иллюминатора</w:t>
+      </w:r>
+      <w:proofErr w:type="spellEnd"/>
     </w:p>
     <w:p>
       <w:pPr>
@@ -5197,12 +7122,28 @@
           <w:sz w:val="28"/>
         </w:rPr>
       </w:pPr>
-      <w:r>
-        <w:rPr>
-          <w:sz w:val="28"/>
-        </w:rPr>
-        <w:t>Земля в иллюминаторе</w:t>
-      </w:r>
+      <w:proofErr w:type="spellStart"/>
+      <w:r>
+        <w:rPr>
+          <w:sz w:val="28"/>
+        </w:rPr>
+        <w:t>Земля</w:t>
+      </w:r>
+      <w:proofErr w:type="spellEnd"/>
+      <w:r>
+        <w:rPr>
+          <w:sz w:val="28"/>
+        </w:rPr>
+        <w:t xml:space="preserve"> в </w:t>
+      </w:r>
+      <w:proofErr w:type="spellStart"/>
+      <w:r>
+        <w:rPr>
+          <w:sz w:val="28"/>
+        </w:rPr>
+        <w:t>иллюминаторе</w:t>
+      </w:r>
+      <w:proofErr w:type="spellEnd"/>
     </w:p>
     <w:p>
       <w:pPr>
@@ -5290,6 +7231,7 @@
                 <w:sz w:val="28"/>
               </w:rPr>
             </w:pPr>
+            <w:proofErr w:type="spellStart"/>
             <w:r>
               <w:rPr>
                 <w:b/>
@@ -5297,6 +7239,7 @@
               </w:rPr>
               <w:t>Высота,км</w:t>
             </w:r>
+            <w:proofErr w:type="spellEnd"/>
           </w:p>
         </w:tc>
         <w:tc>
@@ -5324,12 +7267,21 @@
                 <w:sz w:val="28"/>
               </w:rPr>
             </w:pPr>
+            <w:proofErr w:type="spellStart"/>
             <w:r>
               <w:rPr>
                 <w:b/>
                 <w:sz w:val="28"/>
               </w:rPr>
-              <w:t>Скорость,км/ч</w:t>
+              <w:t>Скорость,км</w:t>
+            </w:r>
+            <w:proofErr w:type="spellEnd"/>
+            <w:r>
+              <w:rPr>
+                <w:b/>
+                <w:sz w:val="28"/>
+              </w:rPr>
+              <w:t>/ч</w:t>
             </w:r>
           </w:p>
         </w:tc>
@@ -6173,13 +8125,43 @@
           <w:sz w:val="32"/>
         </w:rPr>
       </w:pPr>
+      <w:proofErr w:type="spellStart"/>
       <w:r>
         <w:rPr>
           <w:sz w:val="32"/>
         </w:rPr>
         <w:lastRenderedPageBreak/>
-        <w:t>Основные клавиши управления</w:t>
-      </w:r>
+        <w:t>Основные</w:t>
+      </w:r>
+      <w:proofErr w:type="spellEnd"/>
+      <w:r>
+        <w:rPr>
+          <w:sz w:val="32"/>
+        </w:rPr>
+        <w:t xml:space="preserve"> </w:t>
+      </w:r>
+      <w:proofErr w:type="spellStart"/>
+      <w:r>
+        <w:rPr>
+          <w:sz w:val="32"/>
+        </w:rPr>
+        <w:t>клавиши</w:t>
+      </w:r>
+      <w:proofErr w:type="spellEnd"/>
+      <w:r>
+        <w:rPr>
+          <w:sz w:val="32"/>
+        </w:rPr>
+        <w:t xml:space="preserve"> </w:t>
+      </w:r>
+      <w:proofErr w:type="spellStart"/>
+      <w:r>
+        <w:rPr>
+          <w:sz w:val="32"/>
+        </w:rPr>
+        <w:t>управления</w:t>
+      </w:r>
+      <w:proofErr w:type="spellEnd"/>
     </w:p>
     <w:tbl>
       <w:tblPr>
@@ -6226,13 +8208,31 @@
                 <w:sz w:val="28"/>
               </w:rPr>
             </w:pPr>
+            <w:proofErr w:type="spellStart"/>
             <w:r>
               <w:rPr>
                 <w:b/>
                 <w:sz w:val="28"/>
               </w:rPr>
-              <w:t>Сочетание клавиш</w:t>
+              <w:t>Сочетание</w:t>
             </w:r>
+            <w:proofErr w:type="spellEnd"/>
+            <w:r>
+              <w:rPr>
+                <w:b/>
+                <w:sz w:val="28"/>
+              </w:rPr>
+              <w:t xml:space="preserve"> </w:t>
+            </w:r>
+            <w:proofErr w:type="spellStart"/>
+            <w:r>
+              <w:rPr>
+                <w:b/>
+                <w:sz w:val="28"/>
+              </w:rPr>
+              <w:t>клавиш</w:t>
+            </w:r>
+            <w:proofErr w:type="spellEnd"/>
           </w:p>
         </w:tc>
         <w:tc>
@@ -6260,6 +8260,7 @@
                 <w:sz w:val="28"/>
               </w:rPr>
             </w:pPr>
+            <w:proofErr w:type="spellStart"/>
             <w:r>
               <w:rPr>
                 <w:b/>
@@ -6267,6 +8268,7 @@
               </w:rPr>
               <w:t>Действие</w:t>
             </w:r>
+            <w:proofErr w:type="spellEnd"/>
           </w:p>
         </w:tc>
       </w:tr>
@@ -6332,12 +8334,56 @@
                 <w:sz w:val="28"/>
               </w:rPr>
             </w:pPr>
+            <w:proofErr w:type="spellStart"/>
             <w:r>
               <w:rPr>
                 <w:sz w:val="28"/>
               </w:rPr>
-              <w:t>Зажать/Отжать рукоять газа</w:t>
+              <w:t>Зажать</w:t>
             </w:r>
+            <w:proofErr w:type="spellEnd"/>
+            <w:r>
+              <w:rPr>
+                <w:sz w:val="28"/>
+              </w:rPr>
+              <w:t>/</w:t>
+            </w:r>
+            <w:proofErr w:type="spellStart"/>
+            <w:r>
+              <w:rPr>
+                <w:sz w:val="28"/>
+              </w:rPr>
+              <w:t>Отжать</w:t>
+            </w:r>
+            <w:proofErr w:type="spellEnd"/>
+            <w:r>
+              <w:rPr>
+                <w:sz w:val="28"/>
+              </w:rPr>
+              <w:t xml:space="preserve"> </w:t>
+            </w:r>
+            <w:proofErr w:type="spellStart"/>
+            <w:r>
+              <w:rPr>
+                <w:sz w:val="28"/>
+              </w:rPr>
+              <w:t>рукоять</w:t>
+            </w:r>
+            <w:proofErr w:type="spellEnd"/>
+            <w:r>
+              <w:rPr>
+                <w:sz w:val="28"/>
+              </w:rPr>
+              <w:t xml:space="preserve"> </w:t>
+            </w:r>
+            <w:proofErr w:type="spellStart"/>
+            <w:r>
+              <w:rPr>
+                <w:sz w:val="28"/>
+              </w:rPr>
+              <w:t>газа</w:t>
+            </w:r>
+            <w:proofErr w:type="spellEnd"/>
           </w:p>
         </w:tc>
       </w:tr>
@@ -6695,11 +8741,552 @@
                 <w:sz w:val="28"/>
               </w:rPr>
             </w:pPr>
+            <w:proofErr w:type="spellStart"/>
             <w:r>
               <w:rPr>
                 <w:sz w:val="28"/>
               </w:rPr>
-              <w:t>Сбросить обтекатель</w:t>
+              <w:t>Сбросить</w:t>
+            </w:r>
+            <w:proofErr w:type="spellEnd"/>
+            <w:r>
+              <w:rPr>
+                <w:sz w:val="28"/>
+              </w:rPr>
+              <w:t xml:space="preserve"> </w:t>
+            </w:r>
+            <w:proofErr w:type="spellStart"/>
+            <w:r>
+              <w:rPr>
+                <w:sz w:val="28"/>
+              </w:rPr>
+              <w:t>обтекатель</w:t>
+            </w:r>
+            <w:proofErr w:type="spellEnd"/>
+          </w:p>
+        </w:tc>
+      </w:tr>
+      <w:tr>
+        <w:trPr>
+          <w:trHeight w:val="406"/>
+        </w:trPr>
+        <w:tc>
+          <w:tcPr>
+            <w:tcW w:w="2670" w:type="dxa"/>
+            <w:tcBorders>
+              <w:top w:val="single" w:sz="8" w:space="0" w:color="000000"/>
+              <w:left w:val="single" w:sz="8" w:space="0" w:color="000000"/>
+              <w:bottom w:val="single" w:sz="8" w:space="0" w:color="000000"/>
+              <w:right w:val="single" w:sz="8" w:space="0" w:color="000000"/>
+            </w:tcBorders>
+          </w:tcPr>
+          <w:p>
+            <w:pPr>
+              <w:pBdr>
+                <w:top w:val="none" w:sz="0" w:space="0" w:color="auto"/>
+                <w:left w:val="none" w:sz="0" w:space="0" w:color="auto"/>
+                <w:bottom w:val="none" w:sz="0" w:space="0" w:color="auto"/>
+                <w:right w:val="none" w:sz="0" w:space="0" w:color="auto"/>
+              </w:pBdr>
+              <w:shd w:val="clear" w:color="auto" w:fill="auto"/>
+              <w:spacing w:after="0" w:line="259" w:lineRule="auto"/>
+              <w:ind w:left="2" w:right="0" w:firstLine="0"/>
+              <w:rPr>
+                <w:sz w:val="28"/>
+              </w:rPr>
+            </w:pPr>
+            <w:r>
+              <w:rPr>
+                <w:sz w:val="28"/>
+              </w:rPr>
+              <w:t>Shift-F</w:t>
+            </w:r>
+          </w:p>
+        </w:tc>
+        <w:tc>
+          <w:tcPr>
+            <w:tcW w:w="7306" w:type="dxa"/>
+            <w:tcBorders>
+              <w:top w:val="single" w:sz="8" w:space="0" w:color="000000"/>
+              <w:left w:val="single" w:sz="8" w:space="0" w:color="000000"/>
+              <w:bottom w:val="single" w:sz="8" w:space="0" w:color="000000"/>
+              <w:right w:val="single" w:sz="8" w:space="0" w:color="000000"/>
+            </w:tcBorders>
+          </w:tcPr>
+          <w:p>
+            <w:pPr>
+              <w:pBdr>
+                <w:top w:val="none" w:sz="0" w:space="0" w:color="auto"/>
+                <w:left w:val="none" w:sz="0" w:space="0" w:color="auto"/>
+                <w:bottom w:val="none" w:sz="0" w:space="0" w:color="auto"/>
+                <w:right w:val="none" w:sz="0" w:space="0" w:color="auto"/>
+              </w:pBdr>
+              <w:shd w:val="clear" w:color="auto" w:fill="auto"/>
+              <w:spacing w:after="0" w:line="259" w:lineRule="auto"/>
+              <w:ind w:left="0" w:right="0" w:firstLine="0"/>
+              <w:rPr>
+                <w:sz w:val="28"/>
+              </w:rPr>
+            </w:pPr>
+            <w:proofErr w:type="spellStart"/>
+            <w:r>
+              <w:rPr>
+                <w:sz w:val="28"/>
+              </w:rPr>
+              <w:t>Сбросить</w:t>
+            </w:r>
+            <w:proofErr w:type="spellEnd"/>
+            <w:r>
+              <w:rPr>
+                <w:sz w:val="28"/>
+              </w:rPr>
+              <w:t xml:space="preserve"> </w:t>
+            </w:r>
+            <w:proofErr w:type="spellStart"/>
+            <w:r>
+              <w:rPr>
+                <w:sz w:val="28"/>
+              </w:rPr>
+              <w:t>первую</w:t>
+            </w:r>
+            <w:proofErr w:type="spellEnd"/>
+            <w:r>
+              <w:rPr>
+                <w:sz w:val="28"/>
+              </w:rPr>
+              <w:t xml:space="preserve"> </w:t>
+            </w:r>
+            <w:proofErr w:type="spellStart"/>
+            <w:r>
+              <w:rPr>
+                <w:sz w:val="28"/>
+              </w:rPr>
+              <w:t>ступень</w:t>
+            </w:r>
+            <w:proofErr w:type="spellEnd"/>
+          </w:p>
+        </w:tc>
+      </w:tr>
+      <w:tr>
+        <w:trPr>
+          <w:trHeight w:val="406"/>
+        </w:trPr>
+        <w:tc>
+          <w:tcPr>
+            <w:tcW w:w="2670" w:type="dxa"/>
+            <w:tcBorders>
+              <w:top w:val="single" w:sz="8" w:space="0" w:color="000000"/>
+              <w:left w:val="single" w:sz="8" w:space="0" w:color="000000"/>
+              <w:bottom w:val="single" w:sz="8" w:space="0" w:color="000000"/>
+              <w:right w:val="single" w:sz="8" w:space="0" w:color="000000"/>
+            </w:tcBorders>
+          </w:tcPr>
+          <w:p>
+            <w:pPr>
+              <w:pBdr>
+                <w:top w:val="none" w:sz="0" w:space="0" w:color="auto"/>
+                <w:left w:val="none" w:sz="0" w:space="0" w:color="auto"/>
+                <w:bottom w:val="none" w:sz="0" w:space="0" w:color="auto"/>
+                <w:right w:val="none" w:sz="0" w:space="0" w:color="auto"/>
+              </w:pBdr>
+              <w:shd w:val="clear" w:color="auto" w:fill="auto"/>
+              <w:spacing w:after="0" w:line="259" w:lineRule="auto"/>
+              <w:ind w:left="2" w:right="0" w:firstLine="0"/>
+              <w:rPr>
+                <w:sz w:val="28"/>
+              </w:rPr>
+            </w:pPr>
+            <w:r>
+              <w:rPr>
+                <w:sz w:val="28"/>
+              </w:rPr>
+              <w:t>Shift-S</w:t>
+            </w:r>
+          </w:p>
+        </w:tc>
+        <w:tc>
+          <w:tcPr>
+            <w:tcW w:w="7306" w:type="dxa"/>
+            <w:tcBorders>
+              <w:top w:val="single" w:sz="8" w:space="0" w:color="000000"/>
+              <w:left w:val="single" w:sz="8" w:space="0" w:color="000000"/>
+              <w:bottom w:val="single" w:sz="8" w:space="0" w:color="000000"/>
+              <w:right w:val="single" w:sz="8" w:space="0" w:color="000000"/>
+            </w:tcBorders>
+          </w:tcPr>
+          <w:p>
+            <w:pPr>
+              <w:pBdr>
+                <w:top w:val="none" w:sz="0" w:space="0" w:color="auto"/>
+                <w:left w:val="none" w:sz="0" w:space="0" w:color="auto"/>
+                <w:bottom w:val="none" w:sz="0" w:space="0" w:color="auto"/>
+                <w:right w:val="none" w:sz="0" w:space="0" w:color="auto"/>
+              </w:pBdr>
+              <w:shd w:val="clear" w:color="auto" w:fill="auto"/>
+              <w:spacing w:after="0" w:line="259" w:lineRule="auto"/>
+              <w:ind w:left="0" w:right="0" w:firstLine="0"/>
+              <w:rPr>
+                <w:sz w:val="28"/>
+              </w:rPr>
+            </w:pPr>
+            <w:proofErr w:type="spellStart"/>
+            <w:r>
+              <w:rPr>
+                <w:sz w:val="28"/>
+              </w:rPr>
+              <w:t>Сбросить</w:t>
+            </w:r>
+            <w:proofErr w:type="spellEnd"/>
+            <w:r>
+              <w:rPr>
+                <w:sz w:val="28"/>
+              </w:rPr>
+              <w:t xml:space="preserve"> </w:t>
+            </w:r>
+            <w:proofErr w:type="spellStart"/>
+            <w:r>
+              <w:rPr>
+                <w:sz w:val="28"/>
+              </w:rPr>
+              <w:t>вторую</w:t>
+            </w:r>
+            <w:proofErr w:type="spellEnd"/>
+            <w:r>
+              <w:rPr>
+                <w:sz w:val="28"/>
+              </w:rPr>
+              <w:t xml:space="preserve"> </w:t>
+            </w:r>
+            <w:proofErr w:type="spellStart"/>
+            <w:r>
+              <w:rPr>
+                <w:sz w:val="28"/>
+              </w:rPr>
+              <w:t>ступень</w:t>
+            </w:r>
+            <w:proofErr w:type="spellEnd"/>
+          </w:p>
+        </w:tc>
+      </w:tr>
+      <w:tr>
+        <w:trPr>
+          <w:trHeight w:val="406"/>
+        </w:trPr>
+        <w:tc>
+          <w:tcPr>
+            <w:tcW w:w="2670" w:type="dxa"/>
+            <w:tcBorders>
+              <w:top w:val="single" w:sz="8" w:space="0" w:color="000000"/>
+              <w:left w:val="single" w:sz="8" w:space="0" w:color="000000"/>
+              <w:bottom w:val="single" w:sz="8" w:space="0" w:color="000000"/>
+              <w:right w:val="single" w:sz="8" w:space="0" w:color="000000"/>
+            </w:tcBorders>
+          </w:tcPr>
+          <w:p>
+            <w:pPr>
+              <w:pBdr>
+                <w:top w:val="none" w:sz="0" w:space="0" w:color="auto"/>
+                <w:left w:val="none" w:sz="0" w:space="0" w:color="auto"/>
+                <w:bottom w:val="none" w:sz="0" w:space="0" w:color="auto"/>
+                <w:right w:val="none" w:sz="0" w:space="0" w:color="auto"/>
+              </w:pBdr>
+              <w:shd w:val="clear" w:color="auto" w:fill="auto"/>
+              <w:spacing w:after="0" w:line="259" w:lineRule="auto"/>
+              <w:ind w:left="2" w:right="0" w:firstLine="0"/>
+              <w:rPr>
+                <w:sz w:val="28"/>
+              </w:rPr>
+            </w:pPr>
+            <w:r>
+              <w:rPr>
+                <w:sz w:val="28"/>
+              </w:rPr>
+              <w:t>H</w:t>
+            </w:r>
+          </w:p>
+        </w:tc>
+        <w:tc>
+          <w:tcPr>
+            <w:tcW w:w="7306" w:type="dxa"/>
+            <w:tcBorders>
+              <w:top w:val="single" w:sz="8" w:space="0" w:color="000000"/>
+              <w:left w:val="single" w:sz="8" w:space="0" w:color="000000"/>
+              <w:bottom w:val="single" w:sz="8" w:space="0" w:color="000000"/>
+              <w:right w:val="single" w:sz="8" w:space="0" w:color="000000"/>
+            </w:tcBorders>
+          </w:tcPr>
+          <w:p>
+            <w:pPr>
+              <w:pBdr>
+                <w:top w:val="none" w:sz="0" w:space="0" w:color="auto"/>
+                <w:left w:val="none" w:sz="0" w:space="0" w:color="auto"/>
+                <w:bottom w:val="none" w:sz="0" w:space="0" w:color="auto"/>
+                <w:right w:val="none" w:sz="0" w:space="0" w:color="auto"/>
+              </w:pBdr>
+              <w:shd w:val="clear" w:color="auto" w:fill="auto"/>
+              <w:spacing w:after="0" w:line="259" w:lineRule="auto"/>
+              <w:ind w:left="0" w:right="0" w:firstLine="0"/>
+              <w:rPr>
+                <w:sz w:val="28"/>
+              </w:rPr>
+            </w:pPr>
+            <w:proofErr w:type="spellStart"/>
+            <w:r>
+              <w:rPr>
+                <w:sz w:val="28"/>
+              </w:rPr>
+              <w:t>Запустить</w:t>
+            </w:r>
+            <w:proofErr w:type="spellEnd"/>
+            <w:r>
+              <w:rPr>
+                <w:sz w:val="28"/>
+              </w:rPr>
+              <w:t xml:space="preserve"> </w:t>
+            </w:r>
+            <w:proofErr w:type="spellStart"/>
+            <w:r>
+              <w:rPr>
+                <w:sz w:val="28"/>
+              </w:rPr>
+              <w:t>двигатель</w:t>
+            </w:r>
+            <w:proofErr w:type="spellEnd"/>
+            <w:r>
+              <w:rPr>
+                <w:sz w:val="28"/>
+              </w:rPr>
+              <w:t xml:space="preserve"> </w:t>
+            </w:r>
+            <w:proofErr w:type="spellStart"/>
+            <w:r>
+              <w:rPr>
+                <w:sz w:val="28"/>
+              </w:rPr>
+              <w:t>третьей</w:t>
+            </w:r>
+            <w:proofErr w:type="spellEnd"/>
+            <w:r>
+              <w:rPr>
+                <w:sz w:val="28"/>
+              </w:rPr>
+              <w:t xml:space="preserve"> </w:t>
+            </w:r>
+            <w:proofErr w:type="spellStart"/>
+            <w:r>
+              <w:rPr>
+                <w:sz w:val="28"/>
+              </w:rPr>
+              <w:t>ступени</w:t>
+            </w:r>
+            <w:proofErr w:type="spellEnd"/>
+          </w:p>
+        </w:tc>
+      </w:tr>
+      <w:tr>
+        <w:trPr>
+          <w:trHeight w:val="406"/>
+        </w:trPr>
+        <w:tc>
+          <w:tcPr>
+            <w:tcW w:w="2670" w:type="dxa"/>
+            <w:tcBorders>
+              <w:top w:val="single" w:sz="8" w:space="0" w:color="000000"/>
+              <w:left w:val="single" w:sz="8" w:space="0" w:color="000000"/>
+              <w:bottom w:val="single" w:sz="8" w:space="0" w:color="000000"/>
+              <w:right w:val="single" w:sz="8" w:space="0" w:color="000000"/>
+            </w:tcBorders>
+          </w:tcPr>
+          <w:p>
+            <w:pPr>
+              <w:pBdr>
+                <w:top w:val="none" w:sz="0" w:space="0" w:color="auto"/>
+                <w:left w:val="none" w:sz="0" w:space="0" w:color="auto"/>
+                <w:bottom w:val="none" w:sz="0" w:space="0" w:color="auto"/>
+                <w:right w:val="none" w:sz="0" w:space="0" w:color="auto"/>
+              </w:pBdr>
+              <w:shd w:val="clear" w:color="auto" w:fill="auto"/>
+              <w:spacing w:after="0" w:line="259" w:lineRule="auto"/>
+              <w:ind w:left="2" w:right="0" w:firstLine="0"/>
+              <w:rPr>
+                <w:sz w:val="28"/>
+              </w:rPr>
+            </w:pPr>
+            <w:r>
+              <w:rPr>
+                <w:sz w:val="28"/>
+              </w:rPr>
+              <w:t>Shift-H</w:t>
+            </w:r>
+          </w:p>
+        </w:tc>
+        <w:tc>
+          <w:tcPr>
+            <w:tcW w:w="7306" w:type="dxa"/>
+            <w:tcBorders>
+              <w:top w:val="single" w:sz="8" w:space="0" w:color="000000"/>
+              <w:left w:val="single" w:sz="8" w:space="0" w:color="000000"/>
+              <w:bottom w:val="single" w:sz="8" w:space="0" w:color="000000"/>
+              <w:right w:val="single" w:sz="8" w:space="0" w:color="000000"/>
+            </w:tcBorders>
+          </w:tcPr>
+          <w:p>
+            <w:pPr>
+              <w:pBdr>
+                <w:top w:val="none" w:sz="0" w:space="0" w:color="auto"/>
+                <w:left w:val="none" w:sz="0" w:space="0" w:color="auto"/>
+                <w:bottom w:val="none" w:sz="0" w:space="0" w:color="auto"/>
+                <w:right w:val="none" w:sz="0" w:space="0" w:color="auto"/>
+              </w:pBdr>
+              <w:shd w:val="clear" w:color="auto" w:fill="auto"/>
+              <w:spacing w:after="0" w:line="259" w:lineRule="auto"/>
+              <w:ind w:left="0" w:right="0" w:firstLine="0"/>
+              <w:rPr>
+                <w:sz w:val="28"/>
+              </w:rPr>
+            </w:pPr>
+            <w:proofErr w:type="spellStart"/>
+            <w:r>
+              <w:rPr>
+                <w:sz w:val="28"/>
+              </w:rPr>
+              <w:t>Сбросить</w:t>
+            </w:r>
+            <w:proofErr w:type="spellEnd"/>
+            <w:r>
+              <w:rPr>
+                <w:sz w:val="28"/>
+              </w:rPr>
+              <w:t xml:space="preserve"> </w:t>
+            </w:r>
+            <w:proofErr w:type="spellStart"/>
+            <w:r>
+              <w:rPr>
+                <w:sz w:val="28"/>
+              </w:rPr>
+              <w:t>третью</w:t>
+            </w:r>
+            <w:proofErr w:type="spellEnd"/>
+            <w:r>
+              <w:rPr>
+                <w:sz w:val="28"/>
+              </w:rPr>
+              <w:t xml:space="preserve"> </w:t>
+            </w:r>
+            <w:proofErr w:type="spellStart"/>
+            <w:r>
+              <w:rPr>
+                <w:sz w:val="28"/>
+              </w:rPr>
+              <w:t>ступень</w:t>
+            </w:r>
+            <w:proofErr w:type="spellEnd"/>
+          </w:p>
+        </w:tc>
+      </w:tr>
+      <w:tr>
+        <w:trPr>
+          <w:trHeight w:val="406"/>
+        </w:trPr>
+        <w:tc>
+          <w:tcPr>
+            <w:tcW w:w="2670" w:type="dxa"/>
+            <w:tcBorders>
+              <w:top w:val="single" w:sz="8" w:space="0" w:color="000000"/>
+              <w:left w:val="single" w:sz="8" w:space="0" w:color="000000"/>
+              <w:bottom w:val="single" w:sz="8" w:space="0" w:color="000000"/>
+              <w:right w:val="single" w:sz="8" w:space="0" w:color="000000"/>
+            </w:tcBorders>
+          </w:tcPr>
+          <w:p>
+            <w:pPr>
+              <w:pBdr>
+                <w:top w:val="none" w:sz="0" w:space="0" w:color="auto"/>
+                <w:left w:val="none" w:sz="0" w:space="0" w:color="auto"/>
+                <w:bottom w:val="none" w:sz="0" w:space="0" w:color="auto"/>
+                <w:right w:val="none" w:sz="0" w:space="0" w:color="auto"/>
+              </w:pBdr>
+              <w:shd w:val="clear" w:color="auto" w:fill="auto"/>
+              <w:spacing w:after="0" w:line="259" w:lineRule="auto"/>
+              <w:ind w:left="2" w:right="0" w:firstLine="0"/>
+              <w:rPr>
+                <w:sz w:val="28"/>
+              </w:rPr>
+            </w:pPr>
+            <w:r>
+              <w:rPr>
+                <w:sz w:val="28"/>
+              </w:rPr>
+              <w:t>U</w:t>
+            </w:r>
+          </w:p>
+        </w:tc>
+        <w:tc>
+          <w:tcPr>
+            <w:tcW w:w="7306" w:type="dxa"/>
+            <w:tcBorders>
+              <w:top w:val="single" w:sz="8" w:space="0" w:color="000000"/>
+              <w:left w:val="single" w:sz="8" w:space="0" w:color="000000"/>
+              <w:bottom w:val="single" w:sz="8" w:space="0" w:color="000000"/>
+              <w:right w:val="single" w:sz="8" w:space="0" w:color="000000"/>
+            </w:tcBorders>
+          </w:tcPr>
+          <w:p>
+            <w:pPr>
+              <w:pBdr>
+                <w:top w:val="none" w:sz="0" w:space="0" w:color="auto"/>
+                <w:left w:val="none" w:sz="0" w:space="0" w:color="auto"/>
+                <w:bottom w:val="none" w:sz="0" w:space="0" w:color="auto"/>
+                <w:right w:val="none" w:sz="0" w:space="0" w:color="auto"/>
+              </w:pBdr>
+              <w:shd w:val="clear" w:color="auto" w:fill="auto"/>
+              <w:spacing w:after="0" w:line="259" w:lineRule="auto"/>
+              <w:ind w:left="0" w:right="0" w:firstLine="0"/>
+              <w:rPr>
+                <w:sz w:val="28"/>
+              </w:rPr>
+            </w:pPr>
+            <w:proofErr w:type="spellStart"/>
+            <w:r>
+              <w:rPr>
+                <w:sz w:val="28"/>
+              </w:rPr>
+              <w:t>Запустить</w:t>
+            </w:r>
+            <w:proofErr w:type="spellEnd"/>
+            <w:r>
+              <w:rPr>
+                <w:sz w:val="28"/>
+              </w:rPr>
+              <w:t>/</w:t>
+            </w:r>
+            <w:proofErr w:type="spellStart"/>
+            <w:r>
+              <w:rPr>
+                <w:sz w:val="28"/>
+              </w:rPr>
+              <w:t>Остановить</w:t>
+            </w:r>
+            <w:proofErr w:type="spellEnd"/>
+            <w:r>
+              <w:rPr>
+                <w:sz w:val="28"/>
+              </w:rPr>
+              <w:t xml:space="preserve"> </w:t>
+            </w:r>
+            <w:proofErr w:type="spellStart"/>
+            <w:r>
+              <w:rPr>
+                <w:sz w:val="28"/>
+              </w:rPr>
+              <w:t>двигатель</w:t>
+            </w:r>
+            <w:proofErr w:type="spellEnd"/>
+            <w:r>
+              <w:rPr>
+                <w:sz w:val="28"/>
+              </w:rPr>
+              <w:t xml:space="preserve"> ТДУ</w:t>
             </w:r>
           </w:p>
         </w:tc>
@@ -6737,7 +9324,7 @@
               <w:rPr>
                 <w:sz w:val="28"/>
               </w:rPr>
-              <w:t>Shift-F</w:t>
+              <w:t>Shift-U</w:t>
             </w:r>
           </w:p>
         </w:tc>
@@ -6766,11 +9353,19 @@
                 <w:sz w:val="28"/>
               </w:rPr>
             </w:pPr>
+            <w:proofErr w:type="spellStart"/>
             <w:r>
               <w:rPr>
                 <w:sz w:val="28"/>
               </w:rPr>
-              <w:t>Сбросить первую ступень</w:t>
+              <w:t>Сбросить</w:t>
+            </w:r>
+            <w:proofErr w:type="spellEnd"/>
+            <w:r>
+              <w:rPr>
+                <w:sz w:val="28"/>
+              </w:rPr>
+              <w:t xml:space="preserve"> ТДУ</w:t>
             </w:r>
           </w:p>
         </w:tc>
@@ -6808,7 +9403,7 @@
               <w:rPr>
                 <w:sz w:val="28"/>
               </w:rPr>
-              <w:t>Shift-S</w:t>
+              <w:t>B</w:t>
             </w:r>
           </w:p>
         </w:tc>
@@ -6837,12 +9432,42 @@
                 <w:sz w:val="28"/>
               </w:rPr>
             </w:pPr>
+            <w:proofErr w:type="spellStart"/>
             <w:r>
               <w:rPr>
                 <w:sz w:val="28"/>
               </w:rPr>
-              <w:t>Сбросить вторую ступень</w:t>
+              <w:t>Выпуситить</w:t>
             </w:r>
+            <w:proofErr w:type="spellEnd"/>
+            <w:r>
+              <w:rPr>
+                <w:sz w:val="28"/>
+              </w:rPr>
+              <w:t xml:space="preserve"> </w:t>
+            </w:r>
+            <w:proofErr w:type="spellStart"/>
+            <w:r>
+              <w:rPr>
+                <w:sz w:val="28"/>
+              </w:rPr>
+              <w:t>тормозной</w:t>
+            </w:r>
+            <w:proofErr w:type="spellEnd"/>
+            <w:r>
+              <w:rPr>
+                <w:sz w:val="28"/>
+              </w:rPr>
+              <w:t xml:space="preserve"> </w:t>
+            </w:r>
+            <w:proofErr w:type="spellStart"/>
+            <w:r>
+              <w:rPr>
+                <w:sz w:val="28"/>
+              </w:rPr>
+              <w:t>парашют</w:t>
+            </w:r>
+            <w:proofErr w:type="spellEnd"/>
           </w:p>
         </w:tc>
       </w:tr>
@@ -6879,361 +9504,6 @@
               <w:rPr>
                 <w:sz w:val="28"/>
               </w:rPr>
-              <w:t>H</w:t>
-            </w:r>
-          </w:p>
-        </w:tc>
-        <w:tc>
-          <w:tcPr>
-            <w:tcW w:w="7306" w:type="dxa"/>
-            <w:tcBorders>
-              <w:top w:val="single" w:sz="8" w:space="0" w:color="000000"/>
-              <w:left w:val="single" w:sz="8" w:space="0" w:color="000000"/>
-              <w:bottom w:val="single" w:sz="8" w:space="0" w:color="000000"/>
-              <w:right w:val="single" w:sz="8" w:space="0" w:color="000000"/>
-            </w:tcBorders>
-          </w:tcPr>
-          <w:p>
-            <w:pPr>
-              <w:pBdr>
-                <w:top w:val="none" w:sz="0" w:space="0" w:color="auto"/>
-                <w:left w:val="none" w:sz="0" w:space="0" w:color="auto"/>
-                <w:bottom w:val="none" w:sz="0" w:space="0" w:color="auto"/>
-                <w:right w:val="none" w:sz="0" w:space="0" w:color="auto"/>
-              </w:pBdr>
-              <w:shd w:val="clear" w:color="auto" w:fill="auto"/>
-              <w:spacing w:after="0" w:line="259" w:lineRule="auto"/>
-              <w:ind w:left="0" w:right="0" w:firstLine="0"/>
-              <w:rPr>
-                <w:sz w:val="28"/>
-              </w:rPr>
-            </w:pPr>
-            <w:r>
-              <w:rPr>
-                <w:sz w:val="28"/>
-              </w:rPr>
-              <w:t>Запустить двигатель третьей ступени</w:t>
-            </w:r>
-          </w:p>
-        </w:tc>
-      </w:tr>
-      <w:tr>
-        <w:trPr>
-          <w:trHeight w:val="406"/>
-        </w:trPr>
-        <w:tc>
-          <w:tcPr>
-            <w:tcW w:w="2670" w:type="dxa"/>
-            <w:tcBorders>
-              <w:top w:val="single" w:sz="8" w:space="0" w:color="000000"/>
-              <w:left w:val="single" w:sz="8" w:space="0" w:color="000000"/>
-              <w:bottom w:val="single" w:sz="8" w:space="0" w:color="000000"/>
-              <w:right w:val="single" w:sz="8" w:space="0" w:color="000000"/>
-            </w:tcBorders>
-          </w:tcPr>
-          <w:p>
-            <w:pPr>
-              <w:pBdr>
-                <w:top w:val="none" w:sz="0" w:space="0" w:color="auto"/>
-                <w:left w:val="none" w:sz="0" w:space="0" w:color="auto"/>
-                <w:bottom w:val="none" w:sz="0" w:space="0" w:color="auto"/>
-                <w:right w:val="none" w:sz="0" w:space="0" w:color="auto"/>
-              </w:pBdr>
-              <w:shd w:val="clear" w:color="auto" w:fill="auto"/>
-              <w:spacing w:after="0" w:line="259" w:lineRule="auto"/>
-              <w:ind w:left="2" w:right="0" w:firstLine="0"/>
-              <w:rPr>
-                <w:sz w:val="28"/>
-              </w:rPr>
-            </w:pPr>
-            <w:r>
-              <w:rPr>
-                <w:sz w:val="28"/>
-              </w:rPr>
-              <w:t>Shift-H</w:t>
-            </w:r>
-          </w:p>
-        </w:tc>
-        <w:tc>
-          <w:tcPr>
-            <w:tcW w:w="7306" w:type="dxa"/>
-            <w:tcBorders>
-              <w:top w:val="single" w:sz="8" w:space="0" w:color="000000"/>
-              <w:left w:val="single" w:sz="8" w:space="0" w:color="000000"/>
-              <w:bottom w:val="single" w:sz="8" w:space="0" w:color="000000"/>
-              <w:right w:val="single" w:sz="8" w:space="0" w:color="000000"/>
-            </w:tcBorders>
-          </w:tcPr>
-          <w:p>
-            <w:pPr>
-              <w:pBdr>
-                <w:top w:val="none" w:sz="0" w:space="0" w:color="auto"/>
-                <w:left w:val="none" w:sz="0" w:space="0" w:color="auto"/>
-                <w:bottom w:val="none" w:sz="0" w:space="0" w:color="auto"/>
-                <w:right w:val="none" w:sz="0" w:space="0" w:color="auto"/>
-              </w:pBdr>
-              <w:shd w:val="clear" w:color="auto" w:fill="auto"/>
-              <w:spacing w:after="0" w:line="259" w:lineRule="auto"/>
-              <w:ind w:left="0" w:right="0" w:firstLine="0"/>
-              <w:rPr>
-                <w:sz w:val="28"/>
-              </w:rPr>
-            </w:pPr>
-            <w:r>
-              <w:rPr>
-                <w:sz w:val="28"/>
-              </w:rPr>
-              <w:t>Сбросить третью ступень</w:t>
-            </w:r>
-          </w:p>
-        </w:tc>
-      </w:tr>
-      <w:tr>
-        <w:trPr>
-          <w:trHeight w:val="406"/>
-        </w:trPr>
-        <w:tc>
-          <w:tcPr>
-            <w:tcW w:w="2670" w:type="dxa"/>
-            <w:tcBorders>
-              <w:top w:val="single" w:sz="8" w:space="0" w:color="000000"/>
-              <w:left w:val="single" w:sz="8" w:space="0" w:color="000000"/>
-              <w:bottom w:val="single" w:sz="8" w:space="0" w:color="000000"/>
-              <w:right w:val="single" w:sz="8" w:space="0" w:color="000000"/>
-            </w:tcBorders>
-          </w:tcPr>
-          <w:p>
-            <w:pPr>
-              <w:pBdr>
-                <w:top w:val="none" w:sz="0" w:space="0" w:color="auto"/>
-                <w:left w:val="none" w:sz="0" w:space="0" w:color="auto"/>
-                <w:bottom w:val="none" w:sz="0" w:space="0" w:color="auto"/>
-                <w:right w:val="none" w:sz="0" w:space="0" w:color="auto"/>
-              </w:pBdr>
-              <w:shd w:val="clear" w:color="auto" w:fill="auto"/>
-              <w:spacing w:after="0" w:line="259" w:lineRule="auto"/>
-              <w:ind w:left="2" w:right="0" w:firstLine="0"/>
-              <w:rPr>
-                <w:sz w:val="28"/>
-              </w:rPr>
-            </w:pPr>
-            <w:r>
-              <w:rPr>
-                <w:sz w:val="28"/>
-              </w:rPr>
-              <w:t>U</w:t>
-            </w:r>
-          </w:p>
-        </w:tc>
-        <w:tc>
-          <w:tcPr>
-            <w:tcW w:w="7306" w:type="dxa"/>
-            <w:tcBorders>
-              <w:top w:val="single" w:sz="8" w:space="0" w:color="000000"/>
-              <w:left w:val="single" w:sz="8" w:space="0" w:color="000000"/>
-              <w:bottom w:val="single" w:sz="8" w:space="0" w:color="000000"/>
-              <w:right w:val="single" w:sz="8" w:space="0" w:color="000000"/>
-            </w:tcBorders>
-          </w:tcPr>
-          <w:p>
-            <w:pPr>
-              <w:pBdr>
-                <w:top w:val="none" w:sz="0" w:space="0" w:color="auto"/>
-                <w:left w:val="none" w:sz="0" w:space="0" w:color="auto"/>
-                <w:bottom w:val="none" w:sz="0" w:space="0" w:color="auto"/>
-                <w:right w:val="none" w:sz="0" w:space="0" w:color="auto"/>
-              </w:pBdr>
-              <w:shd w:val="clear" w:color="auto" w:fill="auto"/>
-              <w:spacing w:after="0" w:line="259" w:lineRule="auto"/>
-              <w:ind w:left="0" w:right="0" w:firstLine="0"/>
-              <w:rPr>
-                <w:sz w:val="28"/>
-              </w:rPr>
-            </w:pPr>
-            <w:r>
-              <w:rPr>
-                <w:sz w:val="28"/>
-              </w:rPr>
-              <w:t>Запустить/Остановить двигатель ТДУ</w:t>
-            </w:r>
-          </w:p>
-        </w:tc>
-      </w:tr>
-      <w:tr>
-        <w:trPr>
-          <w:trHeight w:val="406"/>
-        </w:trPr>
-        <w:tc>
-          <w:tcPr>
-            <w:tcW w:w="2670" w:type="dxa"/>
-            <w:tcBorders>
-              <w:top w:val="single" w:sz="8" w:space="0" w:color="000000"/>
-              <w:left w:val="single" w:sz="8" w:space="0" w:color="000000"/>
-              <w:bottom w:val="single" w:sz="8" w:space="0" w:color="000000"/>
-              <w:right w:val="single" w:sz="8" w:space="0" w:color="000000"/>
-            </w:tcBorders>
-          </w:tcPr>
-          <w:p>
-            <w:pPr>
-              <w:pBdr>
-                <w:top w:val="none" w:sz="0" w:space="0" w:color="auto"/>
-                <w:left w:val="none" w:sz="0" w:space="0" w:color="auto"/>
-                <w:bottom w:val="none" w:sz="0" w:space="0" w:color="auto"/>
-                <w:right w:val="none" w:sz="0" w:space="0" w:color="auto"/>
-              </w:pBdr>
-              <w:shd w:val="clear" w:color="auto" w:fill="auto"/>
-              <w:spacing w:after="0" w:line="259" w:lineRule="auto"/>
-              <w:ind w:left="2" w:right="0" w:firstLine="0"/>
-              <w:rPr>
-                <w:sz w:val="28"/>
-              </w:rPr>
-            </w:pPr>
-            <w:r>
-              <w:rPr>
-                <w:sz w:val="28"/>
-              </w:rPr>
-              <w:t>Shift-U</w:t>
-            </w:r>
-          </w:p>
-        </w:tc>
-        <w:tc>
-          <w:tcPr>
-            <w:tcW w:w="7306" w:type="dxa"/>
-            <w:tcBorders>
-              <w:top w:val="single" w:sz="8" w:space="0" w:color="000000"/>
-              <w:left w:val="single" w:sz="8" w:space="0" w:color="000000"/>
-              <w:bottom w:val="single" w:sz="8" w:space="0" w:color="000000"/>
-              <w:right w:val="single" w:sz="8" w:space="0" w:color="000000"/>
-            </w:tcBorders>
-          </w:tcPr>
-          <w:p>
-            <w:pPr>
-              <w:pBdr>
-                <w:top w:val="none" w:sz="0" w:space="0" w:color="auto"/>
-                <w:left w:val="none" w:sz="0" w:space="0" w:color="auto"/>
-                <w:bottom w:val="none" w:sz="0" w:space="0" w:color="auto"/>
-                <w:right w:val="none" w:sz="0" w:space="0" w:color="auto"/>
-              </w:pBdr>
-              <w:shd w:val="clear" w:color="auto" w:fill="auto"/>
-              <w:spacing w:after="0" w:line="259" w:lineRule="auto"/>
-              <w:ind w:left="0" w:right="0" w:firstLine="0"/>
-              <w:rPr>
-                <w:sz w:val="28"/>
-              </w:rPr>
-            </w:pPr>
-            <w:r>
-              <w:rPr>
-                <w:sz w:val="28"/>
-              </w:rPr>
-              <w:t>Сбросить ТДУ</w:t>
-            </w:r>
-          </w:p>
-        </w:tc>
-      </w:tr>
-      <w:tr>
-        <w:trPr>
-          <w:trHeight w:val="406"/>
-        </w:trPr>
-        <w:tc>
-          <w:tcPr>
-            <w:tcW w:w="2670" w:type="dxa"/>
-            <w:tcBorders>
-              <w:top w:val="single" w:sz="8" w:space="0" w:color="000000"/>
-              <w:left w:val="single" w:sz="8" w:space="0" w:color="000000"/>
-              <w:bottom w:val="single" w:sz="8" w:space="0" w:color="000000"/>
-              <w:right w:val="single" w:sz="8" w:space="0" w:color="000000"/>
-            </w:tcBorders>
-          </w:tcPr>
-          <w:p>
-            <w:pPr>
-              <w:pBdr>
-                <w:top w:val="none" w:sz="0" w:space="0" w:color="auto"/>
-                <w:left w:val="none" w:sz="0" w:space="0" w:color="auto"/>
-                <w:bottom w:val="none" w:sz="0" w:space="0" w:color="auto"/>
-                <w:right w:val="none" w:sz="0" w:space="0" w:color="auto"/>
-              </w:pBdr>
-              <w:shd w:val="clear" w:color="auto" w:fill="auto"/>
-              <w:spacing w:after="0" w:line="259" w:lineRule="auto"/>
-              <w:ind w:left="2" w:right="0" w:firstLine="0"/>
-              <w:rPr>
-                <w:sz w:val="28"/>
-              </w:rPr>
-            </w:pPr>
-            <w:r>
-              <w:rPr>
-                <w:sz w:val="28"/>
-              </w:rPr>
-              <w:t>B</w:t>
-            </w:r>
-          </w:p>
-        </w:tc>
-        <w:tc>
-          <w:tcPr>
-            <w:tcW w:w="7306" w:type="dxa"/>
-            <w:tcBorders>
-              <w:top w:val="single" w:sz="8" w:space="0" w:color="000000"/>
-              <w:left w:val="single" w:sz="8" w:space="0" w:color="000000"/>
-              <w:bottom w:val="single" w:sz="8" w:space="0" w:color="000000"/>
-              <w:right w:val="single" w:sz="8" w:space="0" w:color="000000"/>
-            </w:tcBorders>
-          </w:tcPr>
-          <w:p>
-            <w:pPr>
-              <w:pBdr>
-                <w:top w:val="none" w:sz="0" w:space="0" w:color="auto"/>
-                <w:left w:val="none" w:sz="0" w:space="0" w:color="auto"/>
-                <w:bottom w:val="none" w:sz="0" w:space="0" w:color="auto"/>
-                <w:right w:val="none" w:sz="0" w:space="0" w:color="auto"/>
-              </w:pBdr>
-              <w:shd w:val="clear" w:color="auto" w:fill="auto"/>
-              <w:spacing w:after="0" w:line="259" w:lineRule="auto"/>
-              <w:ind w:left="0" w:right="0" w:firstLine="0"/>
-              <w:rPr>
-                <w:sz w:val="28"/>
-              </w:rPr>
-            </w:pPr>
-            <w:r>
-              <w:rPr>
-                <w:sz w:val="28"/>
-              </w:rPr>
-              <w:t>Выпуситить тормозной парашют</w:t>
-            </w:r>
-          </w:p>
-        </w:tc>
-      </w:tr>
-      <w:tr>
-        <w:trPr>
-          <w:trHeight w:val="406"/>
-        </w:trPr>
-        <w:tc>
-          <w:tcPr>
-            <w:tcW w:w="2670" w:type="dxa"/>
-            <w:tcBorders>
-              <w:top w:val="single" w:sz="8" w:space="0" w:color="000000"/>
-              <w:left w:val="single" w:sz="8" w:space="0" w:color="000000"/>
-              <w:bottom w:val="single" w:sz="8" w:space="0" w:color="000000"/>
-              <w:right w:val="single" w:sz="8" w:space="0" w:color="000000"/>
-            </w:tcBorders>
-          </w:tcPr>
-          <w:p>
-            <w:pPr>
-              <w:pBdr>
-                <w:top w:val="none" w:sz="0" w:space="0" w:color="auto"/>
-                <w:left w:val="none" w:sz="0" w:space="0" w:color="auto"/>
-                <w:bottom w:val="none" w:sz="0" w:space="0" w:color="auto"/>
-                <w:right w:val="none" w:sz="0" w:space="0" w:color="auto"/>
-              </w:pBdr>
-              <w:shd w:val="clear" w:color="auto" w:fill="auto"/>
-              <w:spacing w:after="0" w:line="259" w:lineRule="auto"/>
-              <w:ind w:left="2" w:right="0" w:firstLine="0"/>
-              <w:rPr>
-                <w:sz w:val="28"/>
-              </w:rPr>
-            </w:pPr>
-            <w:r>
-              <w:rPr>
-                <w:sz w:val="28"/>
-              </w:rPr>
               <w:t>M</w:t>
             </w:r>
           </w:p>
@@ -7263,12 +9533,42 @@
                 <w:sz w:val="28"/>
               </w:rPr>
             </w:pPr>
+            <w:proofErr w:type="spellStart"/>
             <w:r>
               <w:rPr>
                 <w:sz w:val="28"/>
               </w:rPr>
-              <w:t>Выпустить основной парашют</w:t>
+              <w:t>Выпустить</w:t>
             </w:r>
+            <w:proofErr w:type="spellEnd"/>
+            <w:r>
+              <w:rPr>
+                <w:sz w:val="28"/>
+              </w:rPr>
+              <w:t xml:space="preserve"> </w:t>
+            </w:r>
+            <w:proofErr w:type="spellStart"/>
+            <w:r>
+              <w:rPr>
+                <w:sz w:val="28"/>
+              </w:rPr>
+              <w:t>основной</w:t>
+            </w:r>
+            <w:proofErr w:type="spellEnd"/>
+            <w:r>
+              <w:rPr>
+                <w:sz w:val="28"/>
+              </w:rPr>
+              <w:t xml:space="preserve"> </w:t>
+            </w:r>
+            <w:proofErr w:type="spellStart"/>
+            <w:r>
+              <w:rPr>
+                <w:sz w:val="28"/>
+              </w:rPr>
+              <w:t>парашют</w:t>
+            </w:r>
+            <w:proofErr w:type="spellEnd"/>
           </w:p>
         </w:tc>
       </w:tr>
@@ -7757,7 +10057,27 @@
           <w:lang w:val="ru-RU"/>
         </w:rPr>
         <w:tab/>
-        <w:t>По достижении высоты в 50 километров сбросьте обтекатель.</w:t>
+      </w:r>
+      <w:r>
+        <w:rPr>
+          <w:sz w:val="28"/>
+          <w:lang w:val="ru-RU"/>
+        </w:rPr>
+        <w:t>По завершении топлива в первой ступени сбросьте первую ст</w:t>
+      </w:r>
+      <w:r>
+        <w:rPr>
+          <w:sz w:val="28"/>
+          <w:lang w:val="ru-RU"/>
+        </w:rPr>
+        <w:t>упень. Верните тягу на максимум</w:t>
+      </w:r>
+      <w:r>
+        <w:rPr>
+          <w:sz w:val="28"/>
+          <w:lang w:val="ru-RU"/>
+        </w:rPr>
+        <w:t>.</w:t>
       </w:r>
     </w:p>
     <w:p>
@@ -7789,7 +10109,22 @@
           <w:lang w:val="ru-RU"/>
         </w:rPr>
         <w:tab/>
-        <w:t>По завершении топлива в первой ступени сбросьте первую ступень. Верните тягу на максимум.</w:t>
+      </w:r>
+      <w:r>
+        <w:rPr>
+          <w:sz w:val="28"/>
+          <w:lang w:val="ru-RU"/>
+        </w:rPr>
+        <w:t>По достижении высоты в 80 километров сбросьте обтекатель</w:t>
+      </w:r>
+      <w:bookmarkStart w:id="0" w:name="_GoBack"/>
+      <w:bookmarkEnd w:id="0"/>
+      <w:r>
+        <w:rPr>
+          <w:sz w:val="28"/>
+          <w:lang w:val="ru-RU"/>
+        </w:rPr>
+        <w:t>.</w:t>
       </w:r>
     </w:p>
     <w:p>
@@ -8585,7 +10920,7 @@
       <w:rPr>
         <w:noProof/>
       </w:rPr>
-      <w:t>6</w:t>
+      <w:t>24</w:t>
     </w:r>
     <w:r>
       <w:fldChar w:fldCharType="end"/>
